--- a/WebContent/docx/EGFR_T790M基因检测报告-明理.docx
+++ b/WebContent/docx/EGFR_T790M基因检测报告-明理.docx
@@ -1172,13 +1172,13 @@
         </w:rPr>
       </w:pPr>
       <w:bookmarkStart w:id="1" w:name="_Toc982"/>
-      <w:bookmarkStart w:id="2" w:name="_Toc6008"/>
-      <w:bookmarkStart w:id="3" w:name="_Toc13806"/>
-      <w:bookmarkStart w:id="4" w:name="_Toc3619"/>
-      <w:bookmarkStart w:id="5" w:name="_Toc21009_WPSOffice_Level1"/>
-      <w:bookmarkStart w:id="6" w:name="_Toc30143_WPSOffice_Level1"/>
-      <w:bookmarkStart w:id="7" w:name="_Toc24178_WPSOffice_Level1"/>
-      <w:bookmarkStart w:id="8" w:name="_Toc21669"/>
+      <w:bookmarkStart w:id="2" w:name="_Toc24178_WPSOffice_Level1"/>
+      <w:bookmarkStart w:id="3" w:name="_Toc21669"/>
+      <w:bookmarkStart w:id="4" w:name="_Toc21009_WPSOffice_Level1"/>
+      <w:bookmarkStart w:id="5" w:name="_Toc30143_WPSOffice_Level1"/>
+      <w:bookmarkStart w:id="6" w:name="_Toc6008"/>
+      <w:bookmarkStart w:id="7" w:name="_Toc3619"/>
+      <w:bookmarkStart w:id="8" w:name="_Toc13806"/>
       <w:bookmarkStart w:id="9" w:name="_Toc8798"/>
       <w:r>
         <w:rPr>
@@ -1787,14 +1787,25 @@
             </w:pPr>
             <w:r>
               <w:rPr>
-                <w:rFonts w:hint="eastAsia" w:ascii="Times New Roman" w:hAnsi="Times New Roman" w:eastAsia="微软雅黑" w:cs="Times New Roman"/>
+                <w:rFonts w:hint="eastAsia" w:ascii="Times New Roman" w:hAnsi="Times New Roman" w:eastAsia="思源黑体 CN Medium" w:cs="Times New Roman"/>
                 <w:bCs/>
                 <w:color w:val="000000"/>
                 <w:sz w:val="21"/>
                 <w:szCs w:val="21"/>
                 <w:lang w:val="en-US" w:eastAsia="zh-CN"/>
               </w:rPr>
-              <w:t>样本采集时间：{{sample.collect_date}}</w:t>
+              <w:t>样本采集时间：</w:t>
+            </w:r>
+            <w:r>
+              <w:rPr>
+                <w:rFonts w:hint="default" w:ascii="Times New Roman" w:hAnsi="Times New Roman" w:eastAsia="思源黑体 CN Medium" w:cs="Times New Roman"/>
+                <w:bCs/>
+                <w:color w:val="000000"/>
+                <w:sz w:val="21"/>
+                <w:szCs w:val="21"/>
+                <w:lang w:val="en-US" w:eastAsia="zh-CN"/>
+              </w:rPr>
+              <w:t>{{sample.collect_date}}</w:t>
             </w:r>
           </w:p>
         </w:tc>
@@ -1823,14 +1834,14 @@
           <w:lang w:val="en-US" w:eastAsia="zh-CN"/>
         </w:rPr>
       </w:pPr>
-      <w:bookmarkStart w:id="10" w:name="_Toc27031"/>
+      <w:bookmarkStart w:id="10" w:name="_Toc26731"/>
       <w:bookmarkStart w:id="11" w:name="_Toc11015_WPSOffice_Level1"/>
-      <w:bookmarkStart w:id="12" w:name="_Toc15327"/>
-      <w:bookmarkStart w:id="13" w:name="_Toc26731"/>
-      <w:bookmarkStart w:id="14" w:name="_Toc7021_WPSOffice_Level1"/>
+      <w:bookmarkStart w:id="12" w:name="_Toc7021_WPSOffice_Level1"/>
+      <w:bookmarkStart w:id="13" w:name="_Toc17451"/>
+      <w:bookmarkStart w:id="14" w:name="_Toc15327"/>
       <w:bookmarkStart w:id="15" w:name="_Toc20068"/>
       <w:bookmarkStart w:id="16" w:name="_Toc18062_WPSOffice_Level1"/>
-      <w:bookmarkStart w:id="17" w:name="_Toc17451"/>
+      <w:bookmarkStart w:id="17" w:name="_Toc27031"/>
       <w:bookmarkStart w:id="18" w:name="_Toc3823"/>
       <w:r>
         <w:rPr>
@@ -1875,6 +1886,8 @@
         </w:rPr>
         <w:t>EGFR T790M 基因检测</w:t>
       </w:r>
+      <w:bookmarkStart w:id="48" w:name="_GoBack"/>
+      <w:bookmarkEnd w:id="48"/>
     </w:p>
     <w:p>
       <w:pPr>
@@ -2247,6 +2260,7 @@
               <w:adjustRightInd w:val="0"/>
               <w:snapToGrid w:val="0"/>
               <w:spacing w:after="0" w:line="240" w:lineRule="auto"/>
+              <w:jc w:val="both"/>
               <w:rPr>
                 <w:rFonts w:hint="default" w:ascii="Times New Roman" w:hAnsi="Times New Roman" w:eastAsia="思源黑体 CN Medium" w:cs="Times New Roman"/>
                 <w:b/>
@@ -2281,6 +2295,7 @@
               <w:adjustRightInd w:val="0"/>
               <w:snapToGrid w:val="0"/>
               <w:spacing w:after="0" w:line="240" w:lineRule="auto"/>
+              <w:jc w:val="both"/>
               <w:rPr>
                 <w:rFonts w:hint="default" w:ascii="Times New Roman" w:hAnsi="Times New Roman" w:eastAsia="思源黑体 CN Medium" w:cs="Times New Roman"/>
                 <w:b/>
@@ -2315,6 +2330,7 @@
               <w:adjustRightInd w:val="0"/>
               <w:snapToGrid w:val="0"/>
               <w:spacing w:after="0" w:line="240" w:lineRule="auto"/>
+              <w:jc w:val="both"/>
               <w:rPr>
                 <w:rFonts w:hint="default" w:ascii="Times New Roman" w:hAnsi="Times New Roman" w:eastAsia="思源黑体 CN Medium" w:cs="Times New Roman"/>
                 <w:b/>
@@ -2351,6 +2367,7 @@
               <w:adjustRightInd w:val="0"/>
               <w:snapToGrid w:val="0"/>
               <w:spacing w:after="0" w:line="240" w:lineRule="auto"/>
+              <w:jc w:val="both"/>
               <w:rPr>
                 <w:rFonts w:hint="default" w:ascii="Times New Roman" w:hAnsi="Times New Roman" w:eastAsia="思源黑体 CN Medium" w:cs="Times New Roman"/>
                 <w:b/>
@@ -2408,6 +2425,7 @@
               <w:adjustRightInd w:val="0"/>
               <w:snapToGrid w:val="0"/>
               <w:spacing w:after="0" w:line="240" w:lineRule="auto"/>
+              <w:jc w:val="both"/>
               <w:rPr>
                 <w:rFonts w:hint="default" w:ascii="Times New Roman" w:hAnsi="Times New Roman" w:eastAsia="思源黑体 CN Medium" w:cs="Times New Roman"/>
                 <w:sz w:val="28"/>
@@ -2438,6 +2456,7 @@
               <w:adjustRightInd w:val="0"/>
               <w:snapToGrid w:val="0"/>
               <w:spacing w:after="0" w:line="240" w:lineRule="auto"/>
+              <w:jc w:val="both"/>
               <w:rPr>
                 <w:rFonts w:hint="default" w:ascii="Times New Roman" w:hAnsi="Times New Roman" w:eastAsia="思源黑体 CN Medium" w:cs="Times New Roman"/>
                 <w:sz w:val="28"/>
@@ -2501,6 +2520,7 @@
               <w:adjustRightInd w:val="0"/>
               <w:snapToGrid w:val="0"/>
               <w:spacing w:after="0" w:line="240" w:lineRule="auto"/>
+              <w:jc w:val="both"/>
               <w:rPr>
                 <w:rFonts w:hint="default" w:ascii="Times New Roman" w:hAnsi="Times New Roman" w:eastAsia="思源黑体 CN Medium" w:cs="Times New Roman"/>
                 <w:sz w:val="28"/>
@@ -2839,12 +2859,12 @@
         </w:rPr>
         <w:br w:type="page"/>
       </w:r>
-      <w:bookmarkStart w:id="23" w:name="_Toc24235"/>
-      <w:bookmarkStart w:id="24" w:name="_Toc2781"/>
-      <w:bookmarkStart w:id="25" w:name="_Toc18013"/>
-      <w:bookmarkStart w:id="26" w:name="_Toc20136_WPSOffice_Level1"/>
+      <w:bookmarkStart w:id="23" w:name="_Toc2781"/>
+      <w:bookmarkStart w:id="24" w:name="_Toc18013"/>
+      <w:bookmarkStart w:id="25" w:name="_Toc20136_WPSOffice_Level1"/>
+      <w:bookmarkStart w:id="26" w:name="_Toc22132"/>
       <w:bookmarkStart w:id="27" w:name="_Toc19898_WPSOffice_Level1"/>
-      <w:bookmarkStart w:id="28" w:name="_Toc22132"/>
+      <w:bookmarkStart w:id="28" w:name="_Toc24235"/>
     </w:p>
     <w:bookmarkEnd w:id="18"/>
     <w:bookmarkEnd w:id="19"/>
@@ -2873,19 +2893,19 @@
         </w:rPr>
       </w:pPr>
       <w:bookmarkStart w:id="29" w:name="_Toc149837264"/>
-      <w:bookmarkStart w:id="30" w:name="_Toc28240"/>
-      <w:bookmarkStart w:id="31" w:name="_Toc2409"/>
-      <w:bookmarkStart w:id="32" w:name="_Toc22658"/>
+      <w:bookmarkStart w:id="30" w:name="_Toc13196_WPSOffice_Level1"/>
+      <w:bookmarkStart w:id="31" w:name="_Toc16594"/>
+      <w:bookmarkStart w:id="32" w:name="_Toc21764_WPSOffice_Level1"/>
       <w:bookmarkStart w:id="33" w:name="_Toc1707_WPSOffice_Level1"/>
       <w:bookmarkStart w:id="34" w:name="_Toc27302"/>
-      <w:bookmarkStart w:id="35" w:name="_Toc13196_WPSOffice_Level1"/>
-      <w:bookmarkStart w:id="36" w:name="_Toc16594"/>
-      <w:bookmarkStart w:id="37" w:name="_Toc21764_WPSOffice_Level1"/>
-      <w:bookmarkStart w:id="38" w:name="_Toc12505"/>
-      <w:bookmarkStart w:id="39" w:name="_Toc26868"/>
+      <w:bookmarkStart w:id="35" w:name="_Toc12505"/>
+      <w:bookmarkStart w:id="36" w:name="_Toc28240"/>
+      <w:bookmarkStart w:id="37" w:name="_Toc2409"/>
+      <w:bookmarkStart w:id="38" w:name="_Toc22658"/>
+      <w:bookmarkStart w:id="39" w:name="_Toc3044"/>
       <w:bookmarkStart w:id="40" w:name="_Toc15114"/>
-      <w:bookmarkStart w:id="41" w:name="_Toc3044"/>
-      <w:bookmarkStart w:id="42" w:name="_Toc32304"/>
+      <w:bookmarkStart w:id="41" w:name="_Toc32304"/>
+      <w:bookmarkStart w:id="42" w:name="_Toc26868"/>
       <w:bookmarkStart w:id="43" w:name="_Toc5476"/>
       <w:bookmarkStart w:id="44" w:name="_Toc20170_WPSOffice_Level1"/>
       <w:bookmarkStart w:id="45" w:name="_Toc26985_WPSOffice_Level1"/>
@@ -8173,8 +8193,6 @@
           <w:lang w:eastAsia="zh-CN" w:bidi="ar"/>
         </w:rPr>
       </w:pPr>
-      <w:bookmarkStart w:id="48" w:name="_GoBack"/>
-      <w:bookmarkEnd w:id="48"/>
       <w:r>
         <w:rPr>
           <w:rFonts w:ascii="Times New Roman" w:hAnsi="Times New Roman" w:eastAsia="Segoe UI" w:cs="Times New Roman"/>

--- a/WebContent/docx/EGFR_T790M基因检测报告-明理.docx
+++ b/WebContent/docx/EGFR_T790M基因检测报告-明理.docx
@@ -1171,14 +1171,14 @@
           <w:lang w:val="en-US" w:eastAsia="zh-CN"/>
         </w:rPr>
       </w:pPr>
-      <w:bookmarkStart w:id="1" w:name="_Toc982"/>
-      <w:bookmarkStart w:id="2" w:name="_Toc24178_WPSOffice_Level1"/>
-      <w:bookmarkStart w:id="3" w:name="_Toc21669"/>
-      <w:bookmarkStart w:id="4" w:name="_Toc21009_WPSOffice_Level1"/>
-      <w:bookmarkStart w:id="5" w:name="_Toc30143_WPSOffice_Level1"/>
-      <w:bookmarkStart w:id="6" w:name="_Toc6008"/>
+      <w:bookmarkStart w:id="1" w:name="_Toc21009_WPSOffice_Level1"/>
+      <w:bookmarkStart w:id="2" w:name="_Toc6008"/>
+      <w:bookmarkStart w:id="3" w:name="_Toc982"/>
+      <w:bookmarkStart w:id="4" w:name="_Toc24178_WPSOffice_Level1"/>
+      <w:bookmarkStart w:id="5" w:name="_Toc21669"/>
+      <w:bookmarkStart w:id="6" w:name="_Toc13806"/>
       <w:bookmarkStart w:id="7" w:name="_Toc3619"/>
-      <w:bookmarkStart w:id="8" w:name="_Toc13806"/>
+      <w:bookmarkStart w:id="8" w:name="_Toc30143_WPSOffice_Level1"/>
       <w:bookmarkStart w:id="9" w:name="_Toc8798"/>
       <w:r>
         <w:rPr>
@@ -1251,12 +1251,6 @@
             <w:insideH w:val="single" w:color="A4A4A4" w:sz="4" w:space="0"/>
             <w:insideV w:val="single" w:color="A4A4A4" w:sz="4" w:space="0"/>
           </w:tblBorders>
-          <w:tblCellMar>
-            <w:top w:w="0" w:type="dxa"/>
-            <w:left w:w="108" w:type="dxa"/>
-            <w:bottom w:w="0" w:type="dxa"/>
-            <w:right w:w="108" w:type="dxa"/>
-          </w:tblCellMar>
         </w:tblPrEx>
         <w:trPr>
           <w:trHeight w:val="397" w:hRule="atLeast"/>
@@ -1834,14 +1828,14 @@
           <w:lang w:val="en-US" w:eastAsia="zh-CN"/>
         </w:rPr>
       </w:pPr>
-      <w:bookmarkStart w:id="10" w:name="_Toc26731"/>
-      <w:bookmarkStart w:id="11" w:name="_Toc11015_WPSOffice_Level1"/>
-      <w:bookmarkStart w:id="12" w:name="_Toc7021_WPSOffice_Level1"/>
-      <w:bookmarkStart w:id="13" w:name="_Toc17451"/>
-      <w:bookmarkStart w:id="14" w:name="_Toc15327"/>
-      <w:bookmarkStart w:id="15" w:name="_Toc20068"/>
-      <w:bookmarkStart w:id="16" w:name="_Toc18062_WPSOffice_Level1"/>
-      <w:bookmarkStart w:id="17" w:name="_Toc27031"/>
+      <w:bookmarkStart w:id="10" w:name="_Toc7021_WPSOffice_Level1"/>
+      <w:bookmarkStart w:id="11" w:name="_Toc15327"/>
+      <w:bookmarkStart w:id="12" w:name="_Toc27031"/>
+      <w:bookmarkStart w:id="13" w:name="_Toc26731"/>
+      <w:bookmarkStart w:id="14" w:name="_Toc20068"/>
+      <w:bookmarkStart w:id="15" w:name="_Toc11015_WPSOffice_Level1"/>
+      <w:bookmarkStart w:id="16" w:name="_Toc17451"/>
+      <w:bookmarkStart w:id="17" w:name="_Toc18062_WPSOffice_Level1"/>
       <w:bookmarkStart w:id="18" w:name="_Toc3823"/>
       <w:r>
         <w:rPr>
@@ -1886,8 +1880,6 @@
         </w:rPr>
         <w:t>EGFR T790M 基因检测</w:t>
       </w:r>
-      <w:bookmarkStart w:id="48" w:name="_GoBack"/>
-      <w:bookmarkEnd w:id="48"/>
     </w:p>
     <w:p>
       <w:pPr>
@@ -1979,9 +1971,9 @@
                 <w:lang w:eastAsia="en-US"/>
               </w:rPr>
             </w:pPr>
-            <w:bookmarkStart w:id="20" w:name="_Toc21059"/>
-            <w:bookmarkStart w:id="21" w:name="_Toc149837255"/>
-            <w:bookmarkStart w:id="22" w:name="_Toc28125"/>
+            <w:bookmarkStart w:id="20" w:name="_Toc149837255"/>
+            <w:bookmarkStart w:id="21" w:name="_Toc28125"/>
+            <w:bookmarkStart w:id="22" w:name="_Toc21059"/>
             <w:r>
               <w:rPr>
                 <w:rFonts w:hint="eastAsia" w:ascii="思源黑体 CN Medium" w:hAnsi="思源黑体 CN Medium" w:eastAsia="思源黑体 CN Medium" w:cs="思源黑体 CN Medium"/>
@@ -2711,12 +2703,6 @@
             <w:insideH w:val="none" w:color="auto" w:sz="0" w:space="0"/>
             <w:insideV w:val="none" w:color="auto" w:sz="0" w:space="0"/>
           </w:tblBorders>
-          <w:tblCellMar>
-            <w:top w:w="0" w:type="dxa"/>
-            <w:left w:w="108" w:type="dxa"/>
-            <w:bottom w:w="0" w:type="dxa"/>
-            <w:right w:w="108" w:type="dxa"/>
-          </w:tblCellMar>
         </w:tblPrEx>
         <w:trPr>
           <w:trHeight w:val="947" w:hRule="atLeast"/>
@@ -2859,11 +2845,11 @@
         </w:rPr>
         <w:br w:type="page"/>
       </w:r>
-      <w:bookmarkStart w:id="23" w:name="_Toc2781"/>
-      <w:bookmarkStart w:id="24" w:name="_Toc18013"/>
-      <w:bookmarkStart w:id="25" w:name="_Toc20136_WPSOffice_Level1"/>
-      <w:bookmarkStart w:id="26" w:name="_Toc22132"/>
-      <w:bookmarkStart w:id="27" w:name="_Toc19898_WPSOffice_Level1"/>
+      <w:bookmarkStart w:id="23" w:name="_Toc22132"/>
+      <w:bookmarkStart w:id="24" w:name="_Toc2781"/>
+      <w:bookmarkStart w:id="25" w:name="_Toc19898_WPSOffice_Level1"/>
+      <w:bookmarkStart w:id="26" w:name="_Toc18013"/>
+      <w:bookmarkStart w:id="27" w:name="_Toc20136_WPSOffice_Level1"/>
       <w:bookmarkStart w:id="28" w:name="_Toc24235"/>
     </w:p>
     <w:bookmarkEnd w:id="18"/>
@@ -2893,23 +2879,23 @@
         </w:rPr>
       </w:pPr>
       <w:bookmarkStart w:id="29" w:name="_Toc149837264"/>
-      <w:bookmarkStart w:id="30" w:name="_Toc13196_WPSOffice_Level1"/>
-      <w:bookmarkStart w:id="31" w:name="_Toc16594"/>
-      <w:bookmarkStart w:id="32" w:name="_Toc21764_WPSOffice_Level1"/>
+      <w:bookmarkStart w:id="30" w:name="_Toc12505"/>
+      <w:bookmarkStart w:id="31" w:name="_Toc28240"/>
+      <w:bookmarkStart w:id="32" w:name="_Toc27302"/>
       <w:bookmarkStart w:id="33" w:name="_Toc1707_WPSOffice_Level1"/>
-      <w:bookmarkStart w:id="34" w:name="_Toc27302"/>
-      <w:bookmarkStart w:id="35" w:name="_Toc12505"/>
-      <w:bookmarkStart w:id="36" w:name="_Toc28240"/>
+      <w:bookmarkStart w:id="34" w:name="_Toc13196_WPSOffice_Level1"/>
+      <w:bookmarkStart w:id="35" w:name="_Toc21764_WPSOffice_Level1"/>
+      <w:bookmarkStart w:id="36" w:name="_Toc16594"/>
       <w:bookmarkStart w:id="37" w:name="_Toc2409"/>
       <w:bookmarkStart w:id="38" w:name="_Toc22658"/>
-      <w:bookmarkStart w:id="39" w:name="_Toc3044"/>
-      <w:bookmarkStart w:id="40" w:name="_Toc15114"/>
-      <w:bookmarkStart w:id="41" w:name="_Toc32304"/>
-      <w:bookmarkStart w:id="42" w:name="_Toc26868"/>
+      <w:bookmarkStart w:id="39" w:name="_Toc32304"/>
+      <w:bookmarkStart w:id="40" w:name="_Toc3044"/>
+      <w:bookmarkStart w:id="41" w:name="_Toc26868"/>
+      <w:bookmarkStart w:id="42" w:name="_Toc15114"/>
       <w:bookmarkStart w:id="43" w:name="_Toc5476"/>
-      <w:bookmarkStart w:id="44" w:name="_Toc20170_WPSOffice_Level1"/>
-      <w:bookmarkStart w:id="45" w:name="_Toc26985_WPSOffice_Level1"/>
-      <w:bookmarkStart w:id="46" w:name="_Toc28454_WPSOffice_Level1"/>
+      <w:bookmarkStart w:id="44" w:name="_Toc28454_WPSOffice_Level1"/>
+      <w:bookmarkStart w:id="45" w:name="_Toc20170_WPSOffice_Level1"/>
+      <w:bookmarkStart w:id="46" w:name="_Toc26985_WPSOffice_Level1"/>
       <w:r>
         <w:rPr>
           <w:rFonts w:ascii="宋体" w:hAnsi="宋体" w:eastAsia="宋体" w:cs="宋体"/>
@@ -7673,9 +7659,14 @@
     </w:p>
     <w:p>
       <w:pPr>
+        <w:spacing w:line="276" w:lineRule="auto"/>
+        <w:ind w:right="448"/>
         <w:rPr>
           <w:rFonts w:hint="default" w:ascii="Times New Roman" w:hAnsi="Times New Roman" w:eastAsia="思源黑体 CN Medium" w:cs="Times New Roman"/>
-          <w:highlight w:val="yellow"/>
+          <w:b/>
+          <w:bCs/>
+          <w:sz w:val="24"/>
+          <w:szCs w:val="24"/>
           <w:lang w:eastAsia="zh-CN"/>
         </w:rPr>
       </w:pPr>
@@ -7693,6 +7684,8 @@
           <w:lang w:eastAsia="zh-CN"/>
         </w:rPr>
       </w:pPr>
+      <w:bookmarkStart w:id="48" w:name="_GoBack"/>
+      <w:bookmarkEnd w:id="48"/>
       <w:r>
         <w:rPr>
           <w:rFonts w:hint="default" w:ascii="Times New Roman" w:hAnsi="Times New Roman" w:eastAsia="思源黑体 CN Medium" w:cs="Times New Roman"/>
@@ -7786,7 +7779,7 @@
           <w:szCs w:val="21"/>
           <w:lang w:eastAsia="zh-CN"/>
         </w:rPr>
-        <w:t>{% for b in summaryOfRresults.productModularization.limitation_statement | nl() %}{%if loop.last%}{{ b }}{%else%}{{ b }}</w:t>
+        <w:t>{% if summaryOfRresults.type == “tissue” %}1.本报告仅对送检样本负责，报告结果仅供参考，不代表临床决策意见，不作为临床诊断的依据。临床决策和诊断需要临床医生根据检测者各项检测结果进行综合评判。</w:t>
       </w:r>
     </w:p>
     <w:p>
@@ -7810,7 +7803,463 @@
           <w:szCs w:val="21"/>
           <w:lang w:eastAsia="zh-CN"/>
         </w:rPr>
-        <w:t>{%endif%}{% endfor%}</w:t>
+        <w:t>2.本检测的分析和解读基于已发表的文献和公开的数据库，随着科学研究的发展和数据库的更新，变异解读可能发生一定的变更。</w:t>
+      </w:r>
+    </w:p>
+    <w:p>
+      <w:pPr>
+        <w:spacing w:line="276" w:lineRule="auto"/>
+        <w:ind w:firstLine="420" w:firstLineChars="200"/>
+        <w:jc w:val="both"/>
+        <w:rPr>
+          <w:rFonts w:hint="default" w:ascii="Times New Roman" w:hAnsi="Times New Roman" w:eastAsia="思源黑体 CN Medium" w:cs="Times New Roman"/>
+          <w:bCs/>
+          <w:sz w:val="21"/>
+          <w:szCs w:val="21"/>
+          <w:lang w:eastAsia="zh-CN"/>
+        </w:rPr>
+      </w:pPr>
+      <w:r>
+        <w:rPr>
+          <w:rFonts w:hint="default" w:ascii="Times New Roman" w:hAnsi="Times New Roman" w:eastAsia="思源黑体 CN Medium" w:cs="Times New Roman"/>
+          <w:bCs/>
+          <w:sz w:val="21"/>
+          <w:szCs w:val="21"/>
+          <w:lang w:eastAsia="zh-CN"/>
+        </w:rPr>
+        <w:t>3.本检测适用于发现指定基因DNA水平的变异，不涉及DNA甲基化、RNA水平或蛋白质水平的检测。</w:t>
+      </w:r>
+    </w:p>
+    <w:p>
+      <w:pPr>
+        <w:spacing w:line="276" w:lineRule="auto"/>
+        <w:ind w:firstLine="420" w:firstLineChars="200"/>
+        <w:jc w:val="both"/>
+        <w:rPr>
+          <w:rFonts w:hint="default" w:ascii="Times New Roman" w:hAnsi="Times New Roman" w:eastAsia="思源黑体 CN Medium" w:cs="Times New Roman"/>
+          <w:bCs/>
+          <w:sz w:val="21"/>
+          <w:szCs w:val="21"/>
+          <w:lang w:eastAsia="zh-CN"/>
+        </w:rPr>
+      </w:pPr>
+      <w:r>
+        <w:rPr>
+          <w:rFonts w:hint="default" w:ascii="Times New Roman" w:hAnsi="Times New Roman" w:eastAsia="思源黑体 CN Medium" w:cs="Times New Roman"/>
+          <w:bCs/>
+          <w:sz w:val="21"/>
+          <w:szCs w:val="21"/>
+          <w:lang w:eastAsia="zh-CN"/>
+        </w:rPr>
+        <w:t>4.如未检出指定基因的变异(即阴性结果)不能排除存在低于检测下限的变异的可能性。</w:t>
+      </w:r>
+    </w:p>
+    <w:p>
+      <w:pPr>
+        <w:spacing w:line="276" w:lineRule="auto"/>
+        <w:ind w:firstLine="420" w:firstLineChars="200"/>
+        <w:jc w:val="both"/>
+        <w:rPr>
+          <w:rFonts w:hint="default" w:ascii="Times New Roman" w:hAnsi="Times New Roman" w:eastAsia="思源黑体 CN Medium" w:cs="Times New Roman"/>
+          <w:bCs/>
+          <w:sz w:val="21"/>
+          <w:szCs w:val="21"/>
+          <w:lang w:eastAsia="zh-CN"/>
+        </w:rPr>
+      </w:pPr>
+      <w:r>
+        <w:rPr>
+          <w:rFonts w:hint="default" w:ascii="Times New Roman" w:hAnsi="Times New Roman" w:eastAsia="思源黑体 CN Medium" w:cs="Times New Roman"/>
+          <w:bCs/>
+          <w:sz w:val="21"/>
+          <w:szCs w:val="21"/>
+          <w:lang w:eastAsia="zh-CN"/>
+        </w:rPr>
+        <w:t>5.肿瘤是一种复杂的系统性疾病，评定是否为恶性肿瘤需要由临床医生综合多种检查结果进行判定。本检测不能用于确认或排除恶性肿瘤的存在。</w:t>
+      </w:r>
+    </w:p>
+    <w:p>
+      <w:pPr>
+        <w:spacing w:line="276" w:lineRule="auto"/>
+        <w:ind w:firstLine="420" w:firstLineChars="200"/>
+        <w:jc w:val="both"/>
+        <w:rPr>
+          <w:rFonts w:hint="default" w:ascii="Times New Roman" w:hAnsi="Times New Roman" w:eastAsia="思源黑体 CN Medium" w:cs="Times New Roman"/>
+          <w:bCs/>
+          <w:sz w:val="21"/>
+          <w:szCs w:val="21"/>
+          <w:lang w:eastAsia="zh-CN"/>
+        </w:rPr>
+      </w:pPr>
+      <w:r>
+        <w:rPr>
+          <w:rFonts w:hint="default" w:ascii="Times New Roman" w:hAnsi="Times New Roman" w:eastAsia="思源黑体 CN Medium" w:cs="Times New Roman"/>
+          <w:bCs/>
+          <w:sz w:val="21"/>
+          <w:szCs w:val="21"/>
+          <w:lang w:eastAsia="zh-CN"/>
+        </w:rPr>
+        <w:t>6.部分患者不存在明确的靶向药物对应的基因突变，所以并非所有受检者都可以找到对应靶向药物或明确耐药机制。</w:t>
+      </w:r>
+    </w:p>
+    <w:p>
+      <w:pPr>
+        <w:spacing w:line="276" w:lineRule="auto"/>
+        <w:ind w:firstLine="420" w:firstLineChars="200"/>
+        <w:jc w:val="both"/>
+        <w:rPr>
+          <w:rFonts w:hint="default" w:ascii="Times New Roman" w:hAnsi="Times New Roman" w:eastAsia="思源黑体 CN Medium" w:cs="Times New Roman"/>
+          <w:bCs/>
+          <w:sz w:val="21"/>
+          <w:szCs w:val="21"/>
+          <w:lang w:eastAsia="zh-CN"/>
+        </w:rPr>
+      </w:pPr>
+      <w:r>
+        <w:rPr>
+          <w:rFonts w:hint="default" w:ascii="Times New Roman" w:hAnsi="Times New Roman" w:eastAsia="思源黑体 CN Medium" w:cs="Times New Roman"/>
+          <w:bCs/>
+          <w:sz w:val="21"/>
+          <w:szCs w:val="21"/>
+          <w:lang w:eastAsia="zh-CN"/>
+        </w:rPr>
+        <w:t>7.检测范围外的基因变异和/或药物间相互作用等非基因变异因素均可能影响药物效果等临床表型。</w:t>
+      </w:r>
+    </w:p>
+    <w:p>
+      <w:pPr>
+        <w:spacing w:line="276" w:lineRule="auto"/>
+        <w:ind w:firstLine="420" w:firstLineChars="200"/>
+        <w:jc w:val="both"/>
+        <w:rPr>
+          <w:rFonts w:hint="default" w:ascii="Times New Roman" w:hAnsi="Times New Roman" w:eastAsia="思源黑体 CN Medium" w:cs="Times New Roman"/>
+          <w:bCs/>
+          <w:sz w:val="21"/>
+          <w:szCs w:val="21"/>
+          <w:lang w:eastAsia="zh-CN"/>
+        </w:rPr>
+      </w:pPr>
+      <w:r>
+        <w:rPr>
+          <w:rFonts w:hint="default" w:ascii="Times New Roman" w:hAnsi="Times New Roman" w:eastAsia="思源黑体 CN Medium" w:cs="Times New Roman"/>
+          <w:bCs/>
+          <w:sz w:val="21"/>
+          <w:szCs w:val="21"/>
+          <w:lang w:eastAsia="zh-CN"/>
+        </w:rPr>
+        <w:t>8.变异检出的敏感性受到送检样本中恶性肿瘤细胞比例的影响。</w:t>
+      </w:r>
+    </w:p>
+    <w:p>
+      <w:pPr>
+        <w:spacing w:line="276" w:lineRule="auto"/>
+        <w:ind w:firstLine="420" w:firstLineChars="200"/>
+        <w:jc w:val="both"/>
+        <w:rPr>
+          <w:rFonts w:hint="default" w:ascii="Times New Roman" w:hAnsi="Times New Roman" w:eastAsia="思源黑体 CN Medium" w:cs="Times New Roman"/>
+          <w:bCs/>
+          <w:sz w:val="21"/>
+          <w:szCs w:val="21"/>
+          <w:lang w:eastAsia="zh-CN"/>
+        </w:rPr>
+      </w:pPr>
+      <w:r>
+        <w:rPr>
+          <w:rFonts w:hint="default" w:ascii="Times New Roman" w:hAnsi="Times New Roman" w:eastAsia="思源黑体 CN Medium" w:cs="Times New Roman"/>
+          <w:bCs/>
+          <w:sz w:val="21"/>
+          <w:szCs w:val="21"/>
+          <w:lang w:eastAsia="zh-CN"/>
+        </w:rPr>
+        <w:t>9.本检测仅包括肿瘤组织，未包括对照样本。变异是否为体细胞突变来源是基于数据库和变异丰度的算法综合预测，不能完全排除胚系突变来源的可能性。</w:t>
+      </w:r>
+    </w:p>
+    <w:p>
+      <w:pPr>
+        <w:spacing w:line="276" w:lineRule="auto"/>
+        <w:ind w:firstLine="420" w:firstLineChars="200"/>
+        <w:jc w:val="both"/>
+        <w:rPr>
+          <w:rFonts w:hint="default" w:ascii="Times New Roman" w:hAnsi="Times New Roman" w:eastAsia="思源黑体 CN Medium" w:cs="Times New Roman"/>
+          <w:bCs/>
+          <w:sz w:val="21"/>
+          <w:szCs w:val="21"/>
+          <w:lang w:eastAsia="zh-CN"/>
+        </w:rPr>
+      </w:pPr>
+      <w:r>
+        <w:rPr>
+          <w:rFonts w:hint="default" w:ascii="Times New Roman" w:hAnsi="Times New Roman" w:eastAsia="思源黑体 CN Medium" w:cs="Times New Roman"/>
+          <w:bCs/>
+          <w:sz w:val="21"/>
+          <w:szCs w:val="21"/>
+          <w:lang w:eastAsia="zh-CN"/>
+        </w:rPr>
+        <w:t>10.肿瘤发展或治疗过程中可能出现获得性基因变异，从而使癌症的突变谱发生变化，同时肿瘤也可能存在肿瘤间和肿瘤内的异质性。本检测报告结果仅对送检样品负责，如有疑义，请在收到结果后的7个工作日内与我们联系。</w:t>
+      </w:r>
+    </w:p>
+    <w:p>
+      <w:pPr>
+        <w:spacing w:line="276" w:lineRule="auto"/>
+        <w:ind w:firstLine="420" w:firstLineChars="200"/>
+        <w:jc w:val="both"/>
+        <w:rPr>
+          <w:rFonts w:hint="default" w:ascii="Times New Roman" w:hAnsi="Times New Roman" w:eastAsia="思源黑体 CN Medium" w:cs="Times New Roman"/>
+          <w:bCs/>
+          <w:sz w:val="21"/>
+          <w:szCs w:val="21"/>
+          <w:lang w:eastAsia="zh-CN"/>
+        </w:rPr>
+      </w:pPr>
+      <w:r>
+        <w:rPr>
+          <w:rFonts w:hint="default" w:ascii="Times New Roman" w:hAnsi="Times New Roman" w:eastAsia="思源黑体 CN Medium" w:cs="Times New Roman"/>
+          <w:bCs/>
+          <w:sz w:val="21"/>
+          <w:szCs w:val="21"/>
+          <w:lang w:eastAsia="zh-CN"/>
+        </w:rPr>
+        <w:t>{% else %}1.本报告仅对送检样本负责，报告结果仅供参考，不代表临床决策意见，不作为临床诊断的依据。临床决策和诊断需要临床医生根据检测者各项检测结果进行综合评判。</w:t>
+      </w:r>
+    </w:p>
+    <w:p>
+      <w:pPr>
+        <w:spacing w:line="276" w:lineRule="auto"/>
+        <w:ind w:firstLine="420" w:firstLineChars="200"/>
+        <w:jc w:val="both"/>
+        <w:rPr>
+          <w:rFonts w:hint="default" w:ascii="Times New Roman" w:hAnsi="Times New Roman" w:eastAsia="思源黑体 CN Medium" w:cs="Times New Roman"/>
+          <w:bCs/>
+          <w:sz w:val="21"/>
+          <w:szCs w:val="21"/>
+          <w:lang w:eastAsia="zh-CN"/>
+        </w:rPr>
+      </w:pPr>
+      <w:r>
+        <w:rPr>
+          <w:rFonts w:hint="default" w:ascii="Times New Roman" w:hAnsi="Times New Roman" w:eastAsia="思源黑体 CN Medium" w:cs="Times New Roman"/>
+          <w:bCs/>
+          <w:sz w:val="21"/>
+          <w:szCs w:val="21"/>
+          <w:lang w:eastAsia="zh-CN"/>
+        </w:rPr>
+        <w:t>2.本检测的分析和解读基于已发表的文献和公开的数据库，随着科学研究的发展和数据库的更新，变异解读可能发生一定的变更。</w:t>
+      </w:r>
+    </w:p>
+    <w:p>
+      <w:pPr>
+        <w:spacing w:line="276" w:lineRule="auto"/>
+        <w:ind w:firstLine="420" w:firstLineChars="200"/>
+        <w:jc w:val="both"/>
+        <w:rPr>
+          <w:rFonts w:hint="default" w:ascii="Times New Roman" w:hAnsi="Times New Roman" w:eastAsia="思源黑体 CN Medium" w:cs="Times New Roman"/>
+          <w:bCs/>
+          <w:sz w:val="21"/>
+          <w:szCs w:val="21"/>
+          <w:lang w:eastAsia="zh-CN"/>
+        </w:rPr>
+      </w:pPr>
+      <w:r>
+        <w:rPr>
+          <w:rFonts w:hint="default" w:ascii="Times New Roman" w:hAnsi="Times New Roman" w:eastAsia="思源黑体 CN Medium" w:cs="Times New Roman"/>
+          <w:bCs/>
+          <w:sz w:val="21"/>
+          <w:szCs w:val="21"/>
+          <w:lang w:eastAsia="zh-CN"/>
+        </w:rPr>
+        <w:t>3.本检测适用于发现指定基因DNA水平的变异，不涉及DNA甲基化、RNA水平或蛋白质水平的检测。</w:t>
+      </w:r>
+    </w:p>
+    <w:p>
+      <w:pPr>
+        <w:spacing w:line="276" w:lineRule="auto"/>
+        <w:ind w:firstLine="420" w:firstLineChars="200"/>
+        <w:jc w:val="both"/>
+        <w:rPr>
+          <w:rFonts w:hint="default" w:ascii="Times New Roman" w:hAnsi="Times New Roman" w:eastAsia="思源黑体 CN Medium" w:cs="Times New Roman"/>
+          <w:bCs/>
+          <w:sz w:val="21"/>
+          <w:szCs w:val="21"/>
+          <w:lang w:eastAsia="zh-CN"/>
+        </w:rPr>
+      </w:pPr>
+      <w:r>
+        <w:rPr>
+          <w:rFonts w:hint="default" w:ascii="Times New Roman" w:hAnsi="Times New Roman" w:eastAsia="思源黑体 CN Medium" w:cs="Times New Roman"/>
+          <w:bCs/>
+          <w:sz w:val="21"/>
+          <w:szCs w:val="21"/>
+          <w:lang w:eastAsia="zh-CN"/>
+        </w:rPr>
+        <w:t>4.如未检出指定基因的变异(即阴性结果)不能排除存在低于检测下限的变异的可能性。</w:t>
+      </w:r>
+    </w:p>
+    <w:p>
+      <w:pPr>
+        <w:spacing w:line="276" w:lineRule="auto"/>
+        <w:ind w:firstLine="420" w:firstLineChars="200"/>
+        <w:jc w:val="both"/>
+        <w:rPr>
+          <w:rFonts w:hint="default" w:ascii="Times New Roman" w:hAnsi="Times New Roman" w:eastAsia="思源黑体 CN Medium" w:cs="Times New Roman"/>
+          <w:bCs/>
+          <w:sz w:val="21"/>
+          <w:szCs w:val="21"/>
+          <w:lang w:eastAsia="zh-CN"/>
+        </w:rPr>
+      </w:pPr>
+      <w:r>
+        <w:rPr>
+          <w:rFonts w:hint="default" w:ascii="Times New Roman" w:hAnsi="Times New Roman" w:eastAsia="思源黑体 CN Medium" w:cs="Times New Roman"/>
+          <w:bCs/>
+          <w:sz w:val="21"/>
+          <w:szCs w:val="21"/>
+          <w:lang w:eastAsia="zh-CN"/>
+        </w:rPr>
+        <w:t>5.肿瘤是一种复杂的系统性疾病，评定是否为恶性肿瘤需要由临床医生综合多种检查结果进行判定。本检测不能用于确认或排除恶性肿瘤的存在。</w:t>
+      </w:r>
+    </w:p>
+    <w:p>
+      <w:pPr>
+        <w:spacing w:line="276" w:lineRule="auto"/>
+        <w:ind w:firstLine="420" w:firstLineChars="200"/>
+        <w:jc w:val="both"/>
+        <w:rPr>
+          <w:rFonts w:hint="default" w:ascii="Times New Roman" w:hAnsi="Times New Roman" w:eastAsia="思源黑体 CN Medium" w:cs="Times New Roman"/>
+          <w:bCs/>
+          <w:sz w:val="21"/>
+          <w:szCs w:val="21"/>
+          <w:lang w:eastAsia="zh-CN"/>
+        </w:rPr>
+      </w:pPr>
+      <w:r>
+        <w:rPr>
+          <w:rFonts w:hint="default" w:ascii="Times New Roman" w:hAnsi="Times New Roman" w:eastAsia="思源黑体 CN Medium" w:cs="Times New Roman"/>
+          <w:bCs/>
+          <w:sz w:val="21"/>
+          <w:szCs w:val="21"/>
+          <w:lang w:eastAsia="zh-CN"/>
+        </w:rPr>
+        <w:t>6.部分患者不存在明确的靶向药物对应的基因突变，所以并非所有受检者都可以找到对应靶向药物或明确耐药机制。</w:t>
+      </w:r>
+    </w:p>
+    <w:p>
+      <w:pPr>
+        <w:spacing w:line="276" w:lineRule="auto"/>
+        <w:ind w:firstLine="420" w:firstLineChars="200"/>
+        <w:jc w:val="both"/>
+        <w:rPr>
+          <w:rFonts w:hint="default" w:ascii="Times New Roman" w:hAnsi="Times New Roman" w:eastAsia="思源黑体 CN Medium" w:cs="Times New Roman"/>
+          <w:bCs/>
+          <w:sz w:val="21"/>
+          <w:szCs w:val="21"/>
+          <w:lang w:eastAsia="zh-CN"/>
+        </w:rPr>
+      </w:pPr>
+      <w:r>
+        <w:rPr>
+          <w:rFonts w:hint="default" w:ascii="Times New Roman" w:hAnsi="Times New Roman" w:eastAsia="思源黑体 CN Medium" w:cs="Times New Roman"/>
+          <w:bCs/>
+          <w:sz w:val="21"/>
+          <w:szCs w:val="21"/>
+          <w:lang w:eastAsia="zh-CN"/>
+        </w:rPr>
+        <w:t>7.检测范围外的基因变异和/或药物间相互作用等非基因变异因素均可能影响药物效果等临床表型。</w:t>
+      </w:r>
+    </w:p>
+    <w:p>
+      <w:pPr>
+        <w:spacing w:line="276" w:lineRule="auto"/>
+        <w:ind w:firstLine="420" w:firstLineChars="200"/>
+        <w:jc w:val="both"/>
+        <w:rPr>
+          <w:rFonts w:hint="default" w:ascii="Times New Roman" w:hAnsi="Times New Roman" w:eastAsia="思源黑体 CN Medium" w:cs="Times New Roman"/>
+          <w:bCs/>
+          <w:sz w:val="21"/>
+          <w:szCs w:val="21"/>
+          <w:lang w:eastAsia="zh-CN"/>
+        </w:rPr>
+      </w:pPr>
+      <w:r>
+        <w:rPr>
+          <w:rFonts w:hint="default" w:ascii="Times New Roman" w:hAnsi="Times New Roman" w:eastAsia="思源黑体 CN Medium" w:cs="Times New Roman"/>
+          <w:bCs/>
+          <w:sz w:val="21"/>
+          <w:szCs w:val="21"/>
+          <w:lang w:eastAsia="zh-CN"/>
+        </w:rPr>
+        <w:t>8.变异检出的敏感性受到送检样本中恶性肿瘤细胞比例的影响。</w:t>
+      </w:r>
+    </w:p>
+    <w:p>
+      <w:pPr>
+        <w:spacing w:line="276" w:lineRule="auto"/>
+        <w:ind w:firstLine="420" w:firstLineChars="200"/>
+        <w:jc w:val="both"/>
+        <w:rPr>
+          <w:rFonts w:hint="default" w:ascii="Times New Roman" w:hAnsi="Times New Roman" w:eastAsia="思源黑体 CN Medium" w:cs="Times New Roman"/>
+          <w:bCs/>
+          <w:sz w:val="21"/>
+          <w:szCs w:val="21"/>
+          <w:lang w:eastAsia="zh-CN"/>
+        </w:rPr>
+      </w:pPr>
+      <w:r>
+        <w:rPr>
+          <w:rFonts w:hint="default" w:ascii="Times New Roman" w:hAnsi="Times New Roman" w:eastAsia="思源黑体 CN Medium" w:cs="Times New Roman"/>
+          <w:bCs/>
+          <w:sz w:val="21"/>
+          <w:szCs w:val="21"/>
+          <w:lang w:eastAsia="zh-CN"/>
+        </w:rPr>
+        <w:t>9.外周血游离DNA(cfDNA)主要来自于正常细胞，其中的循环肿瘤DNA(ctDNA)占比一般极低。由于ctDNA占比受到肿瘤分期、肿瘤全身负荷、转移部位及当前治疗状况等多种因素的影响，ctDNA变异丰度与组织中的变异丰度不具备直接关联性；血浆中循环 DNA 源自病灶部位细胞释放入血液，并非所有病变细胞的变异都能释放入血，因此血浆中可检测到的变异可能无法完全反映病灶部位全部细胞变异情况。</w:t>
+      </w:r>
+    </w:p>
+    <w:p>
+      <w:pPr>
+        <w:spacing w:line="276" w:lineRule="auto"/>
+        <w:ind w:firstLine="420" w:firstLineChars="200"/>
+        <w:jc w:val="both"/>
+        <w:rPr>
+          <w:rFonts w:hint="default" w:ascii="Times New Roman" w:hAnsi="Times New Roman" w:eastAsia="思源黑体 CN Medium" w:cs="Times New Roman"/>
+          <w:bCs/>
+          <w:sz w:val="21"/>
+          <w:szCs w:val="21"/>
+          <w:lang w:eastAsia="zh-CN"/>
+        </w:rPr>
+      </w:pPr>
+      <w:r>
+        <w:rPr>
+          <w:rFonts w:hint="default" w:ascii="Times New Roman" w:hAnsi="Times New Roman" w:eastAsia="思源黑体 CN Medium" w:cs="Times New Roman"/>
+          <w:bCs/>
+          <w:sz w:val="21"/>
+          <w:szCs w:val="21"/>
+          <w:lang w:eastAsia="zh-CN"/>
+        </w:rPr>
+        <w:t>10.本检测仅包括cfDNA样本，未包括对照样本。变异是否为体细胞突变来源是基于数据库和变异丰度的算法综合预测，不能完全排除胚系突变来源或克隆性造血来源的可能性。</w:t>
+      </w:r>
+    </w:p>
+    <w:p>
+      <w:pPr>
+        <w:spacing w:line="276" w:lineRule="auto"/>
+        <w:ind w:firstLine="420" w:firstLineChars="200"/>
+        <w:jc w:val="both"/>
+        <w:rPr>
+          <w:rFonts w:hint="default" w:ascii="Times New Roman" w:hAnsi="Times New Roman" w:eastAsia="思源黑体 CN Medium" w:cs="Times New Roman"/>
+          <w:bCs/>
+          <w:sz w:val="21"/>
+          <w:szCs w:val="21"/>
+          <w:lang w:eastAsia="zh-CN"/>
+        </w:rPr>
+      </w:pPr>
+      <w:r>
+        <w:rPr>
+          <w:rFonts w:hint="default" w:ascii="Times New Roman" w:hAnsi="Times New Roman" w:eastAsia="思源黑体 CN Medium" w:cs="Times New Roman"/>
+          <w:bCs/>
+          <w:sz w:val="21"/>
+          <w:szCs w:val="21"/>
+          <w:lang w:eastAsia="zh-CN"/>
+        </w:rPr>
+        <w:t>11.肿瘤发展或治疗过程中可能出现获得性基因变异，从而使癌症的突变谱发生变化，同时肿瘤也可能存在肿瘤间和肿瘤内的异质性。本检测报告结果仅对送检样品负责，如有疑义，请在收到结果后的7个工作日内与我们联系。{% endif %}</w:t>
       </w:r>
     </w:p>
     <w:p>
@@ -12692,14 +13141,6 @@
                           </w:tc>
                         </w:tr>
                         <w:tr>
-                          <w:tblPrEx>
-                            <w:tblCellMar>
-                              <w:top w:w="0" w:type="dxa"/>
-                              <w:left w:w="0" w:type="dxa"/>
-                              <w:bottom w:w="0" w:type="dxa"/>
-                              <w:right w:w="0" w:type="dxa"/>
-                            </w:tblCellMar>
-                          </w:tblPrEx>
                           <w:trPr>
                             <w:trHeight w:val="457" w:hRule="exact"/>
                           </w:trPr>

--- a/WebContent/docx/EGFR_T790M基因检测报告-明理.docx
+++ b/WebContent/docx/EGFR_T790M基因检测报告-明理.docx
@@ -1171,13 +1171,13 @@
           <w:lang w:val="en-US" w:eastAsia="zh-CN"/>
         </w:rPr>
       </w:pPr>
-      <w:bookmarkStart w:id="1" w:name="_Toc21009_WPSOffice_Level1"/>
-      <w:bookmarkStart w:id="2" w:name="_Toc6008"/>
-      <w:bookmarkStart w:id="3" w:name="_Toc982"/>
-      <w:bookmarkStart w:id="4" w:name="_Toc24178_WPSOffice_Level1"/>
-      <w:bookmarkStart w:id="5" w:name="_Toc21669"/>
-      <w:bookmarkStart w:id="6" w:name="_Toc13806"/>
-      <w:bookmarkStart w:id="7" w:name="_Toc3619"/>
+      <w:bookmarkStart w:id="1" w:name="_Toc6008"/>
+      <w:bookmarkStart w:id="2" w:name="_Toc21669"/>
+      <w:bookmarkStart w:id="3" w:name="_Toc21009_WPSOffice_Level1"/>
+      <w:bookmarkStart w:id="4" w:name="_Toc982"/>
+      <w:bookmarkStart w:id="5" w:name="_Toc13806"/>
+      <w:bookmarkStart w:id="6" w:name="_Toc3619"/>
+      <w:bookmarkStart w:id="7" w:name="_Toc24178_WPSOffice_Level1"/>
       <w:bookmarkStart w:id="8" w:name="_Toc30143_WPSOffice_Level1"/>
       <w:bookmarkStart w:id="9" w:name="_Toc8798"/>
       <w:r>
@@ -1251,6 +1251,12 @@
             <w:insideH w:val="single" w:color="A4A4A4" w:sz="4" w:space="0"/>
             <w:insideV w:val="single" w:color="A4A4A4" w:sz="4" w:space="0"/>
           </w:tblBorders>
+          <w:tblCellMar>
+            <w:top w:w="0" w:type="dxa"/>
+            <w:left w:w="108" w:type="dxa"/>
+            <w:bottom w:w="0" w:type="dxa"/>
+            <w:right w:w="108" w:type="dxa"/>
+          </w:tblCellMar>
         </w:tblPrEx>
         <w:trPr>
           <w:trHeight w:val="397" w:hRule="atLeast"/>
@@ -1828,12 +1834,12 @@
           <w:lang w:val="en-US" w:eastAsia="zh-CN"/>
         </w:rPr>
       </w:pPr>
-      <w:bookmarkStart w:id="10" w:name="_Toc7021_WPSOffice_Level1"/>
-      <w:bookmarkStart w:id="11" w:name="_Toc15327"/>
-      <w:bookmarkStart w:id="12" w:name="_Toc27031"/>
-      <w:bookmarkStart w:id="13" w:name="_Toc26731"/>
-      <w:bookmarkStart w:id="14" w:name="_Toc20068"/>
-      <w:bookmarkStart w:id="15" w:name="_Toc11015_WPSOffice_Level1"/>
+      <w:bookmarkStart w:id="10" w:name="_Toc15327"/>
+      <w:bookmarkStart w:id="11" w:name="_Toc27031"/>
+      <w:bookmarkStart w:id="12" w:name="_Toc26731"/>
+      <w:bookmarkStart w:id="13" w:name="_Toc20068"/>
+      <w:bookmarkStart w:id="14" w:name="_Toc11015_WPSOffice_Level1"/>
+      <w:bookmarkStart w:id="15" w:name="_Toc7021_WPSOffice_Level1"/>
       <w:bookmarkStart w:id="16" w:name="_Toc17451"/>
       <w:bookmarkStart w:id="17" w:name="_Toc18062_WPSOffice_Level1"/>
       <w:bookmarkStart w:id="18" w:name="_Toc3823"/>
@@ -1971,8 +1977,8 @@
                 <w:lang w:eastAsia="en-US"/>
               </w:rPr>
             </w:pPr>
-            <w:bookmarkStart w:id="20" w:name="_Toc149837255"/>
-            <w:bookmarkStart w:id="21" w:name="_Toc28125"/>
+            <w:bookmarkStart w:id="20" w:name="_Toc28125"/>
+            <w:bookmarkStart w:id="21" w:name="_Toc149837255"/>
             <w:bookmarkStart w:id="22" w:name="_Toc21059"/>
             <w:r>
               <w:rPr>
@@ -2703,6 +2709,12 @@
             <w:insideH w:val="none" w:color="auto" w:sz="0" w:space="0"/>
             <w:insideV w:val="none" w:color="auto" w:sz="0" w:space="0"/>
           </w:tblBorders>
+          <w:tblCellMar>
+            <w:top w:w="0" w:type="dxa"/>
+            <w:left w:w="108" w:type="dxa"/>
+            <w:bottom w:w="0" w:type="dxa"/>
+            <w:right w:w="108" w:type="dxa"/>
+          </w:tblCellMar>
         </w:tblPrEx>
         <w:trPr>
           <w:trHeight w:val="947" w:hRule="atLeast"/>
@@ -2846,10 +2858,10 @@
         <w:br w:type="page"/>
       </w:r>
       <w:bookmarkStart w:id="23" w:name="_Toc22132"/>
-      <w:bookmarkStart w:id="24" w:name="_Toc2781"/>
-      <w:bookmarkStart w:id="25" w:name="_Toc19898_WPSOffice_Level1"/>
-      <w:bookmarkStart w:id="26" w:name="_Toc18013"/>
-      <w:bookmarkStart w:id="27" w:name="_Toc20136_WPSOffice_Level1"/>
+      <w:bookmarkStart w:id="24" w:name="_Toc18013"/>
+      <w:bookmarkStart w:id="25" w:name="_Toc20136_WPSOffice_Level1"/>
+      <w:bookmarkStart w:id="26" w:name="_Toc2781"/>
+      <w:bookmarkStart w:id="27" w:name="_Toc19898_WPSOffice_Level1"/>
       <w:bookmarkStart w:id="28" w:name="_Toc24235"/>
     </w:p>
     <w:bookmarkEnd w:id="18"/>
@@ -2879,21 +2891,21 @@
         </w:rPr>
       </w:pPr>
       <w:bookmarkStart w:id="29" w:name="_Toc149837264"/>
-      <w:bookmarkStart w:id="30" w:name="_Toc12505"/>
+      <w:bookmarkStart w:id="30" w:name="_Toc1707_WPSOffice_Level1"/>
       <w:bookmarkStart w:id="31" w:name="_Toc28240"/>
-      <w:bookmarkStart w:id="32" w:name="_Toc27302"/>
-      <w:bookmarkStart w:id="33" w:name="_Toc1707_WPSOffice_Level1"/>
-      <w:bookmarkStart w:id="34" w:name="_Toc13196_WPSOffice_Level1"/>
-      <w:bookmarkStart w:id="35" w:name="_Toc21764_WPSOffice_Level1"/>
-      <w:bookmarkStart w:id="36" w:name="_Toc16594"/>
-      <w:bookmarkStart w:id="37" w:name="_Toc2409"/>
-      <w:bookmarkStart w:id="38" w:name="_Toc22658"/>
-      <w:bookmarkStart w:id="39" w:name="_Toc32304"/>
-      <w:bookmarkStart w:id="40" w:name="_Toc3044"/>
+      <w:bookmarkStart w:id="32" w:name="_Toc13196_WPSOffice_Level1"/>
+      <w:bookmarkStart w:id="33" w:name="_Toc21764_WPSOffice_Level1"/>
+      <w:bookmarkStart w:id="34" w:name="_Toc12505"/>
+      <w:bookmarkStart w:id="35" w:name="_Toc27302"/>
+      <w:bookmarkStart w:id="36" w:name="_Toc2409"/>
+      <w:bookmarkStart w:id="37" w:name="_Toc22658"/>
+      <w:bookmarkStart w:id="38" w:name="_Toc16594"/>
+      <w:bookmarkStart w:id="39" w:name="_Toc3044"/>
+      <w:bookmarkStart w:id="40" w:name="_Toc32304"/>
       <w:bookmarkStart w:id="41" w:name="_Toc26868"/>
       <w:bookmarkStart w:id="42" w:name="_Toc15114"/>
-      <w:bookmarkStart w:id="43" w:name="_Toc5476"/>
-      <w:bookmarkStart w:id="44" w:name="_Toc28454_WPSOffice_Level1"/>
+      <w:bookmarkStart w:id="43" w:name="_Toc28454_WPSOffice_Level1"/>
+      <w:bookmarkStart w:id="44" w:name="_Toc5476"/>
       <w:bookmarkStart w:id="45" w:name="_Toc20170_WPSOffice_Level1"/>
       <w:bookmarkStart w:id="46" w:name="_Toc26985_WPSOffice_Level1"/>
       <w:r>
@@ -7684,8 +7696,6 @@
           <w:lang w:eastAsia="zh-CN"/>
         </w:rPr>
       </w:pPr>
-      <w:bookmarkStart w:id="48" w:name="_GoBack"/>
-      <w:bookmarkEnd w:id="48"/>
       <w:r>
         <w:rPr>
           <w:rFonts w:hint="default" w:ascii="Times New Roman" w:hAnsi="Times New Roman" w:eastAsia="思源黑体 CN Medium" w:cs="Times New Roman"/>
@@ -9289,6 +9299,8 @@
           <w:lang w:val="en-US" w:eastAsia="zh-CN"/>
         </w:rPr>
       </w:pPr>
+      <w:bookmarkStart w:id="48" w:name="_GoBack"/>
+      <w:bookmarkEnd w:id="48"/>
       <w:r>
         <w:rPr>
           <w:sz w:val="22"/>
@@ -10303,61 +10315,50 @@
                                     </w:pPr>
                                     <w:r>
                                       <w:rPr>
+                                        <w:rFonts w:hint="eastAsia" w:ascii="Times New Roman" w:hAnsi="Times New Roman" w:cs="Times New Roman"/>
+                                        <w:b/>
                                         <w:sz w:val="18"/>
                                         <w:szCs w:val="18"/>
                                       </w:rPr>
-                                      <w:drawing>
-                                        <wp:inline distT="0" distB="0" distL="114300" distR="114300">
-                                          <wp:extent cx="655955" cy="294640"/>
-                                          <wp:effectExtent l="0" t="0" r="14605" b="10160"/>
-                                          <wp:docPr id="5" name="图片 6" descr="蔡冬雪"/>
-                                          <wp:cNvGraphicFramePr>
-                                            <a:graphicFrameLocks xmlns:a="http://schemas.openxmlformats.org/drawingml/2006/main" noChangeAspect="1"/>
-                                          </wp:cNvGraphicFramePr>
-                                          <a:graphic xmlns:a="http://schemas.openxmlformats.org/drawingml/2006/main">
-                                            <a:graphicData uri="http://schemas.openxmlformats.org/drawingml/2006/picture">
-                                              <pic:pic xmlns:pic="http://schemas.openxmlformats.org/drawingml/2006/picture">
-                                                <pic:nvPicPr>
-                                                  <pic:cNvPr id="5" name="图片 6" descr="蔡冬雪"/>
-                                                  <pic:cNvPicPr>
-                                                    <a:picLocks noChangeAspect="1"/>
-                                                  </pic:cNvPicPr>
-                                                </pic:nvPicPr>
-                                                <pic:blipFill>
-                                                  <a:blip r:embed="rId14">
-                                                    <a:clrChange>
-                                                      <a:clrFrom>
-                                                        <a:srgbClr val="FFFFFF">
-                                                          <a:alpha val="100000"/>
-                                                        </a:srgbClr>
-                                                      </a:clrFrom>
-                                                      <a:clrTo>
-                                                        <a:srgbClr val="FFFFFF">
-                                                          <a:alpha val="100000"/>
-                                                          <a:alpha val="0"/>
-                                                        </a:srgbClr>
-                                                      </a:clrTo>
-                                                    </a:clrChange>
-                                                  </a:blip>
-                                                  <a:srcRect l="18656" t="33322" r="18897" b="26699"/>
-                                                  <a:stretch>
-                                                    <a:fillRect/>
-                                                  </a:stretch>
-                                                </pic:blipFill>
-                                                <pic:spPr>
-                                                  <a:xfrm>
-                                                    <a:off x="0" y="0"/>
-                                                    <a:ext cx="655955" cy="294640"/>
-                                                  </a:xfrm>
-                                                  <a:prstGeom prst="rect">
-                                                    <a:avLst/>
-                                                  </a:prstGeom>
-                                                </pic:spPr>
-                                              </pic:pic>
-                                            </a:graphicData>
-                                          </a:graphic>
-                                        </wp:inline>
-                                      </w:drawing>
+                                      <w:t>{{"ty_tianjin1"|sign(</w:t>
+                                    </w:r>
+                                    <w:r>
+                                      <w:rPr>
+                                        <w:rFonts w:hint="eastAsia" w:ascii="Times New Roman" w:hAnsi="Times New Roman" w:cs="Times New Roman"/>
+                                        <w:b/>
+                                        <w:sz w:val="18"/>
+                                        <w:szCs w:val="18"/>
+                                        <w:lang w:val="en-US" w:eastAsia="zh-CN"/>
+                                      </w:rPr>
+                                      <w:t>46</w:t>
+                                    </w:r>
+                                    <w:r>
+                                      <w:rPr>
+                                        <w:rFonts w:hint="eastAsia" w:ascii="Times New Roman" w:hAnsi="Times New Roman" w:cs="Times New Roman"/>
+                                        <w:b/>
+                                        <w:sz w:val="18"/>
+                                        <w:szCs w:val="18"/>
+                                      </w:rPr>
+                                      <w:t>,2</w:t>
+                                    </w:r>
+                                    <w:r>
+                                      <w:rPr>
+                                        <w:rFonts w:hint="eastAsia" w:ascii="Times New Roman" w:hAnsi="Times New Roman" w:cs="Times New Roman"/>
+                                        <w:b/>
+                                        <w:sz w:val="18"/>
+                                        <w:szCs w:val="18"/>
+                                        <w:lang w:val="en-US" w:eastAsia="zh-CN"/>
+                                      </w:rPr>
+                                      <w:t>1</w:t>
+                                    </w:r>
+                                    <w:r>
+                                      <w:rPr>
+                                        <w:rFonts w:hint="eastAsia" w:ascii="Times New Roman" w:hAnsi="Times New Roman" w:cs="Times New Roman"/>
+                                        <w:b/>
+                                        <w:sz w:val="18"/>
+                                        <w:szCs w:val="18"/>
+                                      </w:rPr>
+                                      <w:t>)}}</w:t>
                                     </w:r>
                                   </w:p>
                                 </w:tc>
@@ -10441,60 +10442,50 @@
                                     </w:pPr>
                                     <w:r>
                                       <w:rPr>
+                                        <w:rFonts w:hint="eastAsia" w:ascii="Times New Roman" w:hAnsi="Times New Roman" w:cs="Times New Roman"/>
+                                        <w:b/>
                                         <w:sz w:val="18"/>
                                         <w:szCs w:val="18"/>
                                       </w:rPr>
-                                      <w:drawing>
-                                        <wp:inline distT="0" distB="0" distL="114300" distR="114300">
-                                          <wp:extent cx="524510" cy="297180"/>
-                                          <wp:effectExtent l="0" t="0" r="0" b="6985"/>
-                                          <wp:docPr id="19" name="图片 4" descr="王建丽"/>
-                                          <wp:cNvGraphicFramePr>
-                                            <a:graphicFrameLocks xmlns:a="http://schemas.openxmlformats.org/drawingml/2006/main" noChangeAspect="1"/>
-                                          </wp:cNvGraphicFramePr>
-                                          <a:graphic xmlns:a="http://schemas.openxmlformats.org/drawingml/2006/main">
-                                            <a:graphicData uri="http://schemas.openxmlformats.org/drawingml/2006/picture">
-                                              <pic:pic xmlns:pic="http://schemas.openxmlformats.org/drawingml/2006/picture">
-                                                <pic:nvPicPr>
-                                                  <pic:cNvPr id="19" name="图片 4" descr="王建丽"/>
-                                                  <pic:cNvPicPr>
-                                                    <a:picLocks noChangeAspect="1"/>
-                                                  </pic:cNvPicPr>
-                                                </pic:nvPicPr>
-                                                <pic:blipFill>
-                                                  <a:blip r:embed="rId15">
-                                                    <a:clrChange>
-                                                      <a:clrFrom>
-                                                        <a:srgbClr val="FFFFFF">
-                                                          <a:alpha val="100000"/>
-                                                        </a:srgbClr>
-                                                      </a:clrFrom>
-                                                      <a:clrTo>
-                                                        <a:srgbClr val="FFFFFF">
-                                                          <a:alpha val="100000"/>
-                                                          <a:alpha val="0"/>
-                                                        </a:srgbClr>
-                                                      </a:clrTo>
-                                                    </a:clrChange>
-                                                  </a:blip>
-                                                  <a:stretch>
-                                                    <a:fillRect/>
-                                                  </a:stretch>
-                                                </pic:blipFill>
-                                                <pic:spPr>
-                                                  <a:xfrm>
-                                                    <a:off x="0" y="0"/>
-                                                    <a:ext cx="524510" cy="297180"/>
-                                                  </a:xfrm>
-                                                  <a:prstGeom prst="rect">
-                                                    <a:avLst/>
-                                                  </a:prstGeom>
-                                                </pic:spPr>
-                                              </pic:pic>
-                                            </a:graphicData>
-                                          </a:graphic>
-                                        </wp:inline>
-                                      </w:drawing>
+                                      <w:t>{{"ty_tianjin2"|sign(</w:t>
+                                    </w:r>
+                                    <w:r>
+                                      <w:rPr>
+                                        <w:rFonts w:hint="eastAsia" w:ascii="Times New Roman" w:hAnsi="Times New Roman" w:cs="Times New Roman"/>
+                                        <w:b/>
+                                        <w:sz w:val="18"/>
+                                        <w:szCs w:val="18"/>
+                                        <w:lang w:val="en-US" w:eastAsia="zh-CN"/>
+                                      </w:rPr>
+                                      <w:t>44</w:t>
+                                    </w:r>
+                                    <w:r>
+                                      <w:rPr>
+                                        <w:rFonts w:hint="eastAsia" w:ascii="Times New Roman" w:hAnsi="Times New Roman" w:cs="Times New Roman"/>
+                                        <w:b/>
+                                        <w:sz w:val="18"/>
+                                        <w:szCs w:val="18"/>
+                                      </w:rPr>
+                                      <w:t>,</w:t>
+                                    </w:r>
+                                    <w:r>
+                                      <w:rPr>
+                                        <w:rFonts w:hint="eastAsia" w:ascii="Times New Roman" w:hAnsi="Times New Roman" w:cs="Times New Roman"/>
+                                        <w:b/>
+                                        <w:sz w:val="18"/>
+                                        <w:szCs w:val="18"/>
+                                        <w:lang w:val="en-US" w:eastAsia="zh-CN"/>
+                                      </w:rPr>
+                                      <w:t>25</w:t>
+                                    </w:r>
+                                    <w:r>
+                                      <w:rPr>
+                                        <w:rFonts w:hint="eastAsia" w:ascii="Times New Roman" w:hAnsi="Times New Roman" w:cs="Times New Roman"/>
+                                        <w:b/>
+                                        <w:sz w:val="18"/>
+                                        <w:szCs w:val="18"/>
+                                      </w:rPr>
+                                      <w:t>)}}</w:t>
                                     </w:r>
                                   </w:p>
                                 </w:tc>
@@ -10898,65 +10889,50 @@
                                     </w:pPr>
                                     <w:r>
                                       <w:rPr>
+                                        <w:rFonts w:hint="eastAsia" w:ascii="Times New Roman" w:hAnsi="Times New Roman" w:cs="Times New Roman"/>
+                                        <w:b/>
                                         <w:sz w:val="18"/>
                                         <w:szCs w:val="18"/>
                                       </w:rPr>
-                                      <w:drawing>
-                                        <wp:inline distT="0" distB="0" distL="114300" distR="114300">
-                                          <wp:extent cx="604520" cy="325755"/>
-                                          <wp:effectExtent l="0" t="0" r="0" b="0"/>
-                                          <wp:docPr id="6" name="图片 1"/>
-                                          <wp:cNvGraphicFramePr>
-                                            <a:graphicFrameLocks xmlns:a="http://schemas.openxmlformats.org/drawingml/2006/main" noChangeAspect="1"/>
-                                          </wp:cNvGraphicFramePr>
-                                          <a:graphic xmlns:a="http://schemas.openxmlformats.org/drawingml/2006/main">
-                                            <a:graphicData uri="http://schemas.openxmlformats.org/drawingml/2006/picture">
-                                              <pic:pic xmlns:pic="http://schemas.openxmlformats.org/drawingml/2006/picture">
-                                                <pic:nvPicPr>
-                                                  <pic:cNvPr id="6" name="图片 1"/>
-                                                  <pic:cNvPicPr>
-                                                    <a:picLocks noChangeAspect="1"/>
-                                                  </pic:cNvPicPr>
-                                                </pic:nvPicPr>
-                                                <pic:blipFill>
-                                                  <a:blip r:embed="rId16">
-                                                    <a:clrChange>
-                                                      <a:clrFrom>
-                                                        <a:srgbClr val="FFFFFF">
-                                                          <a:alpha val="100000"/>
-                                                        </a:srgbClr>
-                                                      </a:clrFrom>
-                                                      <a:clrTo>
-                                                        <a:srgbClr val="FFFFFF">
-                                                          <a:alpha val="100000"/>
-                                                          <a:alpha val="0"/>
-                                                        </a:srgbClr>
-                                                      </a:clrTo>
-                                                    </a:clrChange>
-                                                  </a:blip>
-                                                  <a:srcRect l="10922" t="11667"/>
-                                                  <a:stretch>
-                                                    <a:fillRect/>
-                                                  </a:stretch>
-                                                </pic:blipFill>
-                                                <pic:spPr>
-                                                  <a:xfrm>
-                                                    <a:off x="0" y="0"/>
-                                                    <a:ext cx="604520" cy="325755"/>
-                                                  </a:xfrm>
-                                                  <a:prstGeom prst="rect">
-                                                    <a:avLst/>
-                                                  </a:prstGeom>
-                                                  <a:noFill/>
-                                                  <a:ln>
-                                                    <a:noFill/>
-                                                  </a:ln>
-                                                </pic:spPr>
-                                              </pic:pic>
-                                            </a:graphicData>
-                                          </a:graphic>
-                                        </wp:inline>
-                                      </w:drawing>
+                                      <w:t>{{"ty_guangzhou1"|sign(</w:t>
+                                    </w:r>
+                                    <w:r>
+                                      <w:rPr>
+                                        <w:rFonts w:hint="eastAsia" w:ascii="Times New Roman" w:hAnsi="Times New Roman" w:cs="Times New Roman"/>
+                                        <w:b/>
+                                        <w:sz w:val="18"/>
+                                        <w:szCs w:val="18"/>
+                                        <w:lang w:val="en-US" w:eastAsia="zh-CN"/>
+                                      </w:rPr>
+                                      <w:t>47</w:t>
+                                    </w:r>
+                                    <w:r>
+                                      <w:rPr>
+                                        <w:rFonts w:hint="eastAsia" w:ascii="Times New Roman" w:hAnsi="Times New Roman" w:cs="Times New Roman"/>
+                                        <w:b/>
+                                        <w:sz w:val="18"/>
+                                        <w:szCs w:val="18"/>
+                                      </w:rPr>
+                                      <w:t>,</w:t>
+                                    </w:r>
+                                    <w:r>
+                                      <w:rPr>
+                                        <w:rFonts w:hint="eastAsia" w:ascii="Times New Roman" w:hAnsi="Times New Roman" w:cs="Times New Roman"/>
+                                        <w:b/>
+                                        <w:sz w:val="18"/>
+                                        <w:szCs w:val="18"/>
+                                        <w:lang w:val="en-US" w:eastAsia="zh-CN"/>
+                                      </w:rPr>
+                                      <w:t>25</w:t>
+                                    </w:r>
+                                    <w:r>
+                                      <w:rPr>
+                                        <w:rFonts w:hint="eastAsia" w:ascii="Times New Roman" w:hAnsi="Times New Roman" w:cs="Times New Roman"/>
+                                        <w:b/>
+                                        <w:sz w:val="18"/>
+                                        <w:szCs w:val="18"/>
+                                      </w:rPr>
+                                      <w:t>)}}</w:t>
                                     </w:r>
                                   </w:p>
                                 </w:tc>
@@ -11040,60 +11016,50 @@
                                     </w:pPr>
                                     <w:r>
                                       <w:rPr>
+                                        <w:rFonts w:hint="eastAsia" w:ascii="Times New Roman" w:hAnsi="Times New Roman" w:cs="Times New Roman"/>
+                                        <w:b/>
                                         <w:sz w:val="18"/>
                                         <w:szCs w:val="18"/>
                                       </w:rPr>
-                                      <w:drawing>
-                                        <wp:inline distT="0" distB="0" distL="114300" distR="114300">
-                                          <wp:extent cx="563245" cy="319405"/>
-                                          <wp:effectExtent l="0" t="0" r="0" b="635"/>
-                                          <wp:docPr id="22" name="图片 4" descr="王建丽"/>
-                                          <wp:cNvGraphicFramePr>
-                                            <a:graphicFrameLocks xmlns:a="http://schemas.openxmlformats.org/drawingml/2006/main" noChangeAspect="1"/>
-                                          </wp:cNvGraphicFramePr>
-                                          <a:graphic xmlns:a="http://schemas.openxmlformats.org/drawingml/2006/main">
-                                            <a:graphicData uri="http://schemas.openxmlformats.org/drawingml/2006/picture">
-                                              <pic:pic xmlns:pic="http://schemas.openxmlformats.org/drawingml/2006/picture">
-                                                <pic:nvPicPr>
-                                                  <pic:cNvPr id="22" name="图片 4" descr="王建丽"/>
-                                                  <pic:cNvPicPr>
-                                                    <a:picLocks noChangeAspect="1"/>
-                                                  </pic:cNvPicPr>
-                                                </pic:nvPicPr>
-                                                <pic:blipFill>
-                                                  <a:blip r:embed="rId15">
-                                                    <a:clrChange>
-                                                      <a:clrFrom>
-                                                        <a:srgbClr val="FFFFFF">
-                                                          <a:alpha val="100000"/>
-                                                        </a:srgbClr>
-                                                      </a:clrFrom>
-                                                      <a:clrTo>
-                                                        <a:srgbClr val="FFFFFF">
-                                                          <a:alpha val="100000"/>
-                                                          <a:alpha val="0"/>
-                                                        </a:srgbClr>
-                                                      </a:clrTo>
-                                                    </a:clrChange>
-                                                  </a:blip>
-                                                  <a:stretch>
-                                                    <a:fillRect/>
-                                                  </a:stretch>
-                                                </pic:blipFill>
-                                                <pic:spPr>
-                                                  <a:xfrm>
-                                                    <a:off x="0" y="0"/>
-                                                    <a:ext cx="563245" cy="319405"/>
-                                                  </a:xfrm>
-                                                  <a:prstGeom prst="rect">
-                                                    <a:avLst/>
-                                                  </a:prstGeom>
-                                                </pic:spPr>
-                                              </pic:pic>
-                                            </a:graphicData>
-                                          </a:graphic>
-                                        </wp:inline>
-                                      </w:drawing>
+                                      <w:t>{{"ty_guangzhou2"|sign(</w:t>
+                                    </w:r>
+                                    <w:r>
+                                      <w:rPr>
+                                        <w:rFonts w:hint="eastAsia" w:ascii="Times New Roman" w:hAnsi="Times New Roman" w:cs="Times New Roman"/>
+                                        <w:b/>
+                                        <w:sz w:val="18"/>
+                                        <w:szCs w:val="18"/>
+                                        <w:lang w:val="en-US" w:eastAsia="zh-CN"/>
+                                      </w:rPr>
+                                      <w:t>44</w:t>
+                                    </w:r>
+                                    <w:r>
+                                      <w:rPr>
+                                        <w:rFonts w:hint="eastAsia" w:ascii="Times New Roman" w:hAnsi="Times New Roman" w:cs="Times New Roman"/>
+                                        <w:b/>
+                                        <w:sz w:val="18"/>
+                                        <w:szCs w:val="18"/>
+                                      </w:rPr>
+                                      <w:t>,</w:t>
+                                    </w:r>
+                                    <w:r>
+                                      <w:rPr>
+                                        <w:rFonts w:hint="eastAsia" w:ascii="Times New Roman" w:hAnsi="Times New Roman" w:cs="Times New Roman"/>
+                                        <w:b/>
+                                        <w:sz w:val="18"/>
+                                        <w:szCs w:val="18"/>
+                                        <w:lang w:val="en-US" w:eastAsia="zh-CN"/>
+                                      </w:rPr>
+                                      <w:t>25</w:t>
+                                    </w:r>
+                                    <w:r>
+                                      <w:rPr>
+                                        <w:rFonts w:hint="eastAsia" w:ascii="Times New Roman" w:hAnsi="Times New Roman" w:cs="Times New Roman"/>
+                                        <w:b/>
+                                        <w:sz w:val="18"/>
+                                        <w:szCs w:val="18"/>
+                                      </w:rPr>
+                                      <w:t>)}}</w:t>
                                     </w:r>
                                   </w:p>
                                 </w:tc>
@@ -11340,6 +11306,29 @@
                                 <w:t>{% endif %}</w:t>
                               </w:r>
                             </w:p>
+                            <w:p>
+                              <w:pPr>
+                                <w:keepNext w:val="0"/>
+                                <w:keepLines w:val="0"/>
+                                <w:pageBreakBefore w:val="0"/>
+                                <w:widowControl/>
+                                <w:kinsoku/>
+                                <w:wordWrap/>
+                                <w:overflowPunct/>
+                                <w:topLinePunct w:val="0"/>
+                                <w:bidi w:val="0"/>
+                                <w:adjustRightInd w:val="0"/>
+                                <w:snapToGrid w:val="0"/>
+                                <w:spacing w:line="240" w:lineRule="auto"/>
+                                <w:textAlignment w:val="auto"/>
+                                <w:rPr>
+                                  <w:rFonts w:hint="default" w:ascii="Times New Roman" w:hAnsi="Times New Roman" w:eastAsia="等线" w:cs="宋体"/>
+                                  <w:sz w:val="18"/>
+                                  <w:szCs w:val="18"/>
+                                  <w:lang w:val="en-US" w:eastAsia="zh-CN" w:bidi="ar-SA"/>
+                                </w:rPr>
+                              </w:pPr>
+                            </w:p>
                           </w:txbxContent>
                         </wps:txbx>
                         <wps:bodyPr rot="0" spcFirstLastPara="0" vertOverflow="overflow" horzOverflow="overflow" vert="horz" wrap="square" lIns="91440" tIns="45720" rIns="91440" bIns="45720" numCol="1" spcCol="0" rtlCol="0" fromWordArt="0" anchor="t" anchorCtr="0" forceAA="0" compatLnSpc="1">
@@ -11354,7 +11343,7 @@
                           </pic:cNvPicPr>
                         </pic:nvPicPr>
                         <pic:blipFill>
-                          <a:blip r:embed="rId17">
+                          <a:blip r:embed="rId14">
                             <a:extLst>
                               <a:ext uri="{28A0092B-C50C-407E-A947-70E740481C1C}">
                                 <a14:useLocalDpi xmlns:a14="http://schemas.microsoft.com/office/drawing/2010/main" val="0"/>
@@ -12345,61 +12334,50 @@
                               </w:pPr>
                               <w:r>
                                 <w:rPr>
+                                  <w:rFonts w:hint="eastAsia" w:ascii="Times New Roman" w:hAnsi="Times New Roman" w:cs="Times New Roman"/>
+                                  <w:b/>
                                   <w:sz w:val="18"/>
                                   <w:szCs w:val="18"/>
                                 </w:rPr>
-                                <w:drawing>
-                                  <wp:inline distT="0" distB="0" distL="114300" distR="114300">
-                                    <wp:extent cx="655955" cy="294640"/>
-                                    <wp:effectExtent l="0" t="0" r="14605" b="10160"/>
-                                    <wp:docPr id="5" name="图片 6" descr="蔡冬雪"/>
-                                    <wp:cNvGraphicFramePr>
-                                      <a:graphicFrameLocks xmlns:a="http://schemas.openxmlformats.org/drawingml/2006/main" noChangeAspect="1"/>
-                                    </wp:cNvGraphicFramePr>
-                                    <a:graphic xmlns:a="http://schemas.openxmlformats.org/drawingml/2006/main">
-                                      <a:graphicData uri="http://schemas.openxmlformats.org/drawingml/2006/picture">
-                                        <pic:pic xmlns:pic="http://schemas.openxmlformats.org/drawingml/2006/picture">
-                                          <pic:nvPicPr>
-                                            <pic:cNvPr id="5" name="图片 6" descr="蔡冬雪"/>
-                                            <pic:cNvPicPr>
-                                              <a:picLocks noChangeAspect="1"/>
-                                            </pic:cNvPicPr>
-                                          </pic:nvPicPr>
-                                          <pic:blipFill>
-                                            <a:blip r:embed="rId14">
-                                              <a:clrChange>
-                                                <a:clrFrom>
-                                                  <a:srgbClr val="FFFFFF">
-                                                    <a:alpha val="100000"/>
-                                                  </a:srgbClr>
-                                                </a:clrFrom>
-                                                <a:clrTo>
-                                                  <a:srgbClr val="FFFFFF">
-                                                    <a:alpha val="100000"/>
-                                                    <a:alpha val="0"/>
-                                                  </a:srgbClr>
-                                                </a:clrTo>
-                                              </a:clrChange>
-                                            </a:blip>
-                                            <a:srcRect l="18656" t="33322" r="18897" b="26699"/>
-                                            <a:stretch>
-                                              <a:fillRect/>
-                                            </a:stretch>
-                                          </pic:blipFill>
-                                          <pic:spPr>
-                                            <a:xfrm>
-                                              <a:off x="0" y="0"/>
-                                              <a:ext cx="655955" cy="294640"/>
-                                            </a:xfrm>
-                                            <a:prstGeom prst="rect">
-                                              <a:avLst/>
-                                            </a:prstGeom>
-                                          </pic:spPr>
-                                        </pic:pic>
-                                      </a:graphicData>
-                                    </a:graphic>
-                                  </wp:inline>
-                                </w:drawing>
+                                <w:t>{{"ty_tianjin1"|sign(</w:t>
+                              </w:r>
+                              <w:r>
+                                <w:rPr>
+                                  <w:rFonts w:hint="eastAsia" w:ascii="Times New Roman" w:hAnsi="Times New Roman" w:cs="Times New Roman"/>
+                                  <w:b/>
+                                  <w:sz w:val="18"/>
+                                  <w:szCs w:val="18"/>
+                                  <w:lang w:val="en-US" w:eastAsia="zh-CN"/>
+                                </w:rPr>
+                                <w:t>46</w:t>
+                              </w:r>
+                              <w:r>
+                                <w:rPr>
+                                  <w:rFonts w:hint="eastAsia" w:ascii="Times New Roman" w:hAnsi="Times New Roman" w:cs="Times New Roman"/>
+                                  <w:b/>
+                                  <w:sz w:val="18"/>
+                                  <w:szCs w:val="18"/>
+                                </w:rPr>
+                                <w:t>,2</w:t>
+                              </w:r>
+                              <w:r>
+                                <w:rPr>
+                                  <w:rFonts w:hint="eastAsia" w:ascii="Times New Roman" w:hAnsi="Times New Roman" w:cs="Times New Roman"/>
+                                  <w:b/>
+                                  <w:sz w:val="18"/>
+                                  <w:szCs w:val="18"/>
+                                  <w:lang w:val="en-US" w:eastAsia="zh-CN"/>
+                                </w:rPr>
+                                <w:t>1</w:t>
+                              </w:r>
+                              <w:r>
+                                <w:rPr>
+                                  <w:rFonts w:hint="eastAsia" w:ascii="Times New Roman" w:hAnsi="Times New Roman" w:cs="Times New Roman"/>
+                                  <w:b/>
+                                  <w:sz w:val="18"/>
+                                  <w:szCs w:val="18"/>
+                                </w:rPr>
+                                <w:t>)}}</w:t>
                               </w:r>
                             </w:p>
                           </w:tc>
@@ -12483,60 +12461,50 @@
                               </w:pPr>
                               <w:r>
                                 <w:rPr>
+                                  <w:rFonts w:hint="eastAsia" w:ascii="Times New Roman" w:hAnsi="Times New Roman" w:cs="Times New Roman"/>
+                                  <w:b/>
                                   <w:sz w:val="18"/>
                                   <w:szCs w:val="18"/>
                                 </w:rPr>
-                                <w:drawing>
-                                  <wp:inline distT="0" distB="0" distL="114300" distR="114300">
-                                    <wp:extent cx="524510" cy="297180"/>
-                                    <wp:effectExtent l="0" t="0" r="0" b="6985"/>
-                                    <wp:docPr id="19" name="图片 4" descr="王建丽"/>
-                                    <wp:cNvGraphicFramePr>
-                                      <a:graphicFrameLocks xmlns:a="http://schemas.openxmlformats.org/drawingml/2006/main" noChangeAspect="1"/>
-                                    </wp:cNvGraphicFramePr>
-                                    <a:graphic xmlns:a="http://schemas.openxmlformats.org/drawingml/2006/main">
-                                      <a:graphicData uri="http://schemas.openxmlformats.org/drawingml/2006/picture">
-                                        <pic:pic xmlns:pic="http://schemas.openxmlformats.org/drawingml/2006/picture">
-                                          <pic:nvPicPr>
-                                            <pic:cNvPr id="19" name="图片 4" descr="王建丽"/>
-                                            <pic:cNvPicPr>
-                                              <a:picLocks noChangeAspect="1"/>
-                                            </pic:cNvPicPr>
-                                          </pic:nvPicPr>
-                                          <pic:blipFill>
-                                            <a:blip r:embed="rId15">
-                                              <a:clrChange>
-                                                <a:clrFrom>
-                                                  <a:srgbClr val="FFFFFF">
-                                                    <a:alpha val="100000"/>
-                                                  </a:srgbClr>
-                                                </a:clrFrom>
-                                                <a:clrTo>
-                                                  <a:srgbClr val="FFFFFF">
-                                                    <a:alpha val="100000"/>
-                                                    <a:alpha val="0"/>
-                                                  </a:srgbClr>
-                                                </a:clrTo>
-                                              </a:clrChange>
-                                            </a:blip>
-                                            <a:stretch>
-                                              <a:fillRect/>
-                                            </a:stretch>
-                                          </pic:blipFill>
-                                          <pic:spPr>
-                                            <a:xfrm>
-                                              <a:off x="0" y="0"/>
-                                              <a:ext cx="524510" cy="297180"/>
-                                            </a:xfrm>
-                                            <a:prstGeom prst="rect">
-                                              <a:avLst/>
-                                            </a:prstGeom>
-                                          </pic:spPr>
-                                        </pic:pic>
-                                      </a:graphicData>
-                                    </a:graphic>
-                                  </wp:inline>
-                                </w:drawing>
+                                <w:t>{{"ty_tianjin2"|sign(</w:t>
+                              </w:r>
+                              <w:r>
+                                <w:rPr>
+                                  <w:rFonts w:hint="eastAsia" w:ascii="Times New Roman" w:hAnsi="Times New Roman" w:cs="Times New Roman"/>
+                                  <w:b/>
+                                  <w:sz w:val="18"/>
+                                  <w:szCs w:val="18"/>
+                                  <w:lang w:val="en-US" w:eastAsia="zh-CN"/>
+                                </w:rPr>
+                                <w:t>44</w:t>
+                              </w:r>
+                              <w:r>
+                                <w:rPr>
+                                  <w:rFonts w:hint="eastAsia" w:ascii="Times New Roman" w:hAnsi="Times New Roman" w:cs="Times New Roman"/>
+                                  <w:b/>
+                                  <w:sz w:val="18"/>
+                                  <w:szCs w:val="18"/>
+                                </w:rPr>
+                                <w:t>,</w:t>
+                              </w:r>
+                              <w:r>
+                                <w:rPr>
+                                  <w:rFonts w:hint="eastAsia" w:ascii="Times New Roman" w:hAnsi="Times New Roman" w:cs="Times New Roman"/>
+                                  <w:b/>
+                                  <w:sz w:val="18"/>
+                                  <w:szCs w:val="18"/>
+                                  <w:lang w:val="en-US" w:eastAsia="zh-CN"/>
+                                </w:rPr>
+                                <w:t>25</w:t>
+                              </w:r>
+                              <w:r>
+                                <w:rPr>
+                                  <w:rFonts w:hint="eastAsia" w:ascii="Times New Roman" w:hAnsi="Times New Roman" w:cs="Times New Roman"/>
+                                  <w:b/>
+                                  <w:sz w:val="18"/>
+                                  <w:szCs w:val="18"/>
+                                </w:rPr>
+                                <w:t>)}}</w:t>
                               </w:r>
                             </w:p>
                           </w:tc>
@@ -12940,65 +12908,50 @@
                               </w:pPr>
                               <w:r>
                                 <w:rPr>
+                                  <w:rFonts w:hint="eastAsia" w:ascii="Times New Roman" w:hAnsi="Times New Roman" w:cs="Times New Roman"/>
+                                  <w:b/>
                                   <w:sz w:val="18"/>
                                   <w:szCs w:val="18"/>
                                 </w:rPr>
-                                <w:drawing>
-                                  <wp:inline distT="0" distB="0" distL="114300" distR="114300">
-                                    <wp:extent cx="604520" cy="325755"/>
-                                    <wp:effectExtent l="0" t="0" r="0" b="0"/>
-                                    <wp:docPr id="6" name="图片 1"/>
-                                    <wp:cNvGraphicFramePr>
-                                      <a:graphicFrameLocks xmlns:a="http://schemas.openxmlformats.org/drawingml/2006/main" noChangeAspect="1"/>
-                                    </wp:cNvGraphicFramePr>
-                                    <a:graphic xmlns:a="http://schemas.openxmlformats.org/drawingml/2006/main">
-                                      <a:graphicData uri="http://schemas.openxmlformats.org/drawingml/2006/picture">
-                                        <pic:pic xmlns:pic="http://schemas.openxmlformats.org/drawingml/2006/picture">
-                                          <pic:nvPicPr>
-                                            <pic:cNvPr id="6" name="图片 1"/>
-                                            <pic:cNvPicPr>
-                                              <a:picLocks noChangeAspect="1"/>
-                                            </pic:cNvPicPr>
-                                          </pic:nvPicPr>
-                                          <pic:blipFill>
-                                            <a:blip r:embed="rId16">
-                                              <a:clrChange>
-                                                <a:clrFrom>
-                                                  <a:srgbClr val="FFFFFF">
-                                                    <a:alpha val="100000"/>
-                                                  </a:srgbClr>
-                                                </a:clrFrom>
-                                                <a:clrTo>
-                                                  <a:srgbClr val="FFFFFF">
-                                                    <a:alpha val="100000"/>
-                                                    <a:alpha val="0"/>
-                                                  </a:srgbClr>
-                                                </a:clrTo>
-                                              </a:clrChange>
-                                            </a:blip>
-                                            <a:srcRect l="10922" t="11667"/>
-                                            <a:stretch>
-                                              <a:fillRect/>
-                                            </a:stretch>
-                                          </pic:blipFill>
-                                          <pic:spPr>
-                                            <a:xfrm>
-                                              <a:off x="0" y="0"/>
-                                              <a:ext cx="604520" cy="325755"/>
-                                            </a:xfrm>
-                                            <a:prstGeom prst="rect">
-                                              <a:avLst/>
-                                            </a:prstGeom>
-                                            <a:noFill/>
-                                            <a:ln>
-                                              <a:noFill/>
-                                            </a:ln>
-                                          </pic:spPr>
-                                        </pic:pic>
-                                      </a:graphicData>
-                                    </a:graphic>
-                                  </wp:inline>
-                                </w:drawing>
+                                <w:t>{{"ty_guangzhou1"|sign(</w:t>
+                              </w:r>
+                              <w:r>
+                                <w:rPr>
+                                  <w:rFonts w:hint="eastAsia" w:ascii="Times New Roman" w:hAnsi="Times New Roman" w:cs="Times New Roman"/>
+                                  <w:b/>
+                                  <w:sz w:val="18"/>
+                                  <w:szCs w:val="18"/>
+                                  <w:lang w:val="en-US" w:eastAsia="zh-CN"/>
+                                </w:rPr>
+                                <w:t>47</w:t>
+                              </w:r>
+                              <w:r>
+                                <w:rPr>
+                                  <w:rFonts w:hint="eastAsia" w:ascii="Times New Roman" w:hAnsi="Times New Roman" w:cs="Times New Roman"/>
+                                  <w:b/>
+                                  <w:sz w:val="18"/>
+                                  <w:szCs w:val="18"/>
+                                </w:rPr>
+                                <w:t>,</w:t>
+                              </w:r>
+                              <w:r>
+                                <w:rPr>
+                                  <w:rFonts w:hint="eastAsia" w:ascii="Times New Roman" w:hAnsi="Times New Roman" w:cs="Times New Roman"/>
+                                  <w:b/>
+                                  <w:sz w:val="18"/>
+                                  <w:szCs w:val="18"/>
+                                  <w:lang w:val="en-US" w:eastAsia="zh-CN"/>
+                                </w:rPr>
+                                <w:t>25</w:t>
+                              </w:r>
+                              <w:r>
+                                <w:rPr>
+                                  <w:rFonts w:hint="eastAsia" w:ascii="Times New Roman" w:hAnsi="Times New Roman" w:cs="Times New Roman"/>
+                                  <w:b/>
+                                  <w:sz w:val="18"/>
+                                  <w:szCs w:val="18"/>
+                                </w:rPr>
+                                <w:t>)}}</w:t>
                               </w:r>
                             </w:p>
                           </w:tc>
@@ -13082,65 +13035,63 @@
                               </w:pPr>
                               <w:r>
                                 <w:rPr>
+                                  <w:rFonts w:hint="eastAsia" w:ascii="Times New Roman" w:hAnsi="Times New Roman" w:cs="Times New Roman"/>
+                                  <w:b/>
                                   <w:sz w:val="18"/>
                                   <w:szCs w:val="18"/>
                                 </w:rPr>
-                                <w:drawing>
-                                  <wp:inline distT="0" distB="0" distL="114300" distR="114300">
-                                    <wp:extent cx="563245" cy="319405"/>
-                                    <wp:effectExtent l="0" t="0" r="0" b="635"/>
-                                    <wp:docPr id="22" name="图片 4" descr="王建丽"/>
-                                    <wp:cNvGraphicFramePr>
-                                      <a:graphicFrameLocks xmlns:a="http://schemas.openxmlformats.org/drawingml/2006/main" noChangeAspect="1"/>
-                                    </wp:cNvGraphicFramePr>
-                                    <a:graphic xmlns:a="http://schemas.openxmlformats.org/drawingml/2006/main">
-                                      <a:graphicData uri="http://schemas.openxmlformats.org/drawingml/2006/picture">
-                                        <pic:pic xmlns:pic="http://schemas.openxmlformats.org/drawingml/2006/picture">
-                                          <pic:nvPicPr>
-                                            <pic:cNvPr id="22" name="图片 4" descr="王建丽"/>
-                                            <pic:cNvPicPr>
-                                              <a:picLocks noChangeAspect="1"/>
-                                            </pic:cNvPicPr>
-                                          </pic:nvPicPr>
-                                          <pic:blipFill>
-                                            <a:blip r:embed="rId15">
-                                              <a:clrChange>
-                                                <a:clrFrom>
-                                                  <a:srgbClr val="FFFFFF">
-                                                    <a:alpha val="100000"/>
-                                                  </a:srgbClr>
-                                                </a:clrFrom>
-                                                <a:clrTo>
-                                                  <a:srgbClr val="FFFFFF">
-                                                    <a:alpha val="100000"/>
-                                                    <a:alpha val="0"/>
-                                                  </a:srgbClr>
-                                                </a:clrTo>
-                                              </a:clrChange>
-                                            </a:blip>
-                                            <a:stretch>
-                                              <a:fillRect/>
-                                            </a:stretch>
-                                          </pic:blipFill>
-                                          <pic:spPr>
-                                            <a:xfrm>
-                                              <a:off x="0" y="0"/>
-                                              <a:ext cx="563245" cy="319405"/>
-                                            </a:xfrm>
-                                            <a:prstGeom prst="rect">
-                                              <a:avLst/>
-                                            </a:prstGeom>
-                                          </pic:spPr>
-                                        </pic:pic>
-                                      </a:graphicData>
-                                    </a:graphic>
-                                  </wp:inline>
-                                </w:drawing>
+                                <w:t>{{"ty_guangzhou2"|sign(</w:t>
+                              </w:r>
+                              <w:r>
+                                <w:rPr>
+                                  <w:rFonts w:hint="eastAsia" w:ascii="Times New Roman" w:hAnsi="Times New Roman" w:cs="Times New Roman"/>
+                                  <w:b/>
+                                  <w:sz w:val="18"/>
+                                  <w:szCs w:val="18"/>
+                                  <w:lang w:val="en-US" w:eastAsia="zh-CN"/>
+                                </w:rPr>
+                                <w:t>44</w:t>
+                              </w:r>
+                              <w:r>
+                                <w:rPr>
+                                  <w:rFonts w:hint="eastAsia" w:ascii="Times New Roman" w:hAnsi="Times New Roman" w:cs="Times New Roman"/>
+                                  <w:b/>
+                                  <w:sz w:val="18"/>
+                                  <w:szCs w:val="18"/>
+                                </w:rPr>
+                                <w:t>,</w:t>
+                              </w:r>
+                              <w:r>
+                                <w:rPr>
+                                  <w:rFonts w:hint="eastAsia" w:ascii="Times New Roman" w:hAnsi="Times New Roman" w:cs="Times New Roman"/>
+                                  <w:b/>
+                                  <w:sz w:val="18"/>
+                                  <w:szCs w:val="18"/>
+                                  <w:lang w:val="en-US" w:eastAsia="zh-CN"/>
+                                </w:rPr>
+                                <w:t>25</w:t>
+                              </w:r>
+                              <w:r>
+                                <w:rPr>
+                                  <w:rFonts w:hint="eastAsia" w:ascii="Times New Roman" w:hAnsi="Times New Roman" w:cs="Times New Roman"/>
+                                  <w:b/>
+                                  <w:sz w:val="18"/>
+                                  <w:szCs w:val="18"/>
+                                </w:rPr>
+                                <w:t>)}}</w:t>
                               </w:r>
                             </w:p>
                           </w:tc>
                         </w:tr>
                         <w:tr>
+                          <w:tblPrEx>
+                            <w:tblCellMar>
+                              <w:top w:w="0" w:type="dxa"/>
+                              <w:left w:w="0" w:type="dxa"/>
+                              <w:bottom w:w="0" w:type="dxa"/>
+                              <w:right w:w="0" w:type="dxa"/>
+                            </w:tblCellMar>
+                          </w:tblPrEx>
                           <w:trPr>
                             <w:trHeight w:val="457" w:hRule="exact"/>
                           </w:trPr>
@@ -13374,13 +13325,36 @@
                           <w:t>{% endif %}</w:t>
                         </w:r>
                       </w:p>
+                      <w:p>
+                        <w:pPr>
+                          <w:keepNext w:val="0"/>
+                          <w:keepLines w:val="0"/>
+                          <w:pageBreakBefore w:val="0"/>
+                          <w:widowControl/>
+                          <w:kinsoku/>
+                          <w:wordWrap/>
+                          <w:overflowPunct/>
+                          <w:topLinePunct w:val="0"/>
+                          <w:bidi w:val="0"/>
+                          <w:adjustRightInd w:val="0"/>
+                          <w:snapToGrid w:val="0"/>
+                          <w:spacing w:line="240" w:lineRule="auto"/>
+                          <w:textAlignment w:val="auto"/>
+                          <w:rPr>
+                            <w:rFonts w:hint="default" w:ascii="Times New Roman" w:hAnsi="Times New Roman" w:eastAsia="等线" w:cs="宋体"/>
+                            <w:sz w:val="18"/>
+                            <w:szCs w:val="18"/>
+                            <w:lang w:val="en-US" w:eastAsia="zh-CN" w:bidi="ar-SA"/>
+                          </w:rPr>
+                        </w:pPr>
+                      </w:p>
                     </w:txbxContent>
                   </v:textbox>
                 </v:shape>
                 <v:shape id="图片 25" o:spid="_x0000_s1026" o:spt="75" type="#_x0000_t75" style="position:absolute;left:6851;top:809759;height:1098;width:1098;" filled="f" o:preferrelative="t" stroked="f" coordsize="21600,21600" o:gfxdata="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">
                   <v:fill on="f" focussize="0,0"/>
                   <v:stroke on="f"/>
-                  <v:imagedata r:id="rId17" o:title=""/>
+                  <v:imagedata r:id="rId14" o:title=""/>
                   <o:lock v:ext="edit" aspectratio="t"/>
                 </v:shape>
               </v:group>
@@ -13421,7 +13395,7 @@
                     </pic:cNvPicPr>
                   </pic:nvPicPr>
                   <pic:blipFill>
-                    <a:blip r:embed="rId18"/>
+                    <a:blip r:embed="rId15"/>
                     <a:stretch>
                       <a:fillRect/>
                     </a:stretch>
@@ -13474,7 +13448,7 @@
                     </pic:cNvPicPr>
                   </pic:nvPicPr>
                   <pic:blipFill>
-                    <a:blip r:embed="rId19"/>
+                    <a:blip r:embed="rId16"/>
                     <a:stretch>
                       <a:fillRect/>
                     </a:stretch>
